--- a/03-Communication-and-Teamwork/Meetings/Minutes/Mentor-Client-Meetings/Meeting Minutes 2025-07-31 (Client).docx
+++ b/03-Communication-and-Teamwork/Meetings/Minutes/Mentor-Client-Meetings/Meeting Minutes 2025-07-31 (Client).docx
@@ -891,16 +891,8 @@
               <w:rPr>
                 <w:rFonts w:ascii="Aptos" w:hAnsi="Aptos"/>
               </w:rPr>
-              <w:t xml:space="preserve">Daniel </w:t>
+              <w:t>Daniel Vaipulu</w:t>
             </w:r>
-            <w:proofErr w:type="spellStart"/>
-            <w:r>
-              <w:rPr>
-                <w:rFonts w:ascii="Aptos" w:hAnsi="Aptos"/>
-              </w:rPr>
-              <w:t>Vaipulu</w:t>
-            </w:r>
-            <w:proofErr w:type="spellEnd"/>
           </w:p>
         </w:tc>
         <w:tc>
@@ -1513,7 +1505,13 @@
               <w:rPr>
                 <w:rFonts w:ascii="Calibri" w:hAnsi="Calibri" w:cs="Calibri"/>
               </w:rPr>
-              <w:t>Rate issues and/or concerns</w:t>
+              <w:t>Raise</w:t>
+            </w:r>
+            <w:r>
+              <w:rPr>
+                <w:rFonts w:ascii="Calibri" w:hAnsi="Calibri" w:cs="Calibri"/>
+              </w:rPr>
+              <w:t xml:space="preserve"> issues and/or concerns</w:t>
             </w:r>
           </w:p>
         </w:tc>

--- a/03-Communication-and-Teamwork/Meetings/Minutes/Mentor-Client-Meetings/Meeting Minutes 2025-07-31 (Client).docx
+++ b/03-Communication-and-Teamwork/Meetings/Minutes/Mentor-Client-Meetings/Meeting Minutes 2025-07-31 (Client).docx
@@ -4,13 +4,6 @@
   <w:body>
     <w:p>
       <w:pPr>
-        <w:rPr>
-          <w:rFonts w:ascii="Calibri" w:hAnsi="Calibri" w:cs="Calibri"/>
-        </w:rPr>
-      </w:pPr>
-    </w:p>
-    <w:p>
-      <w:pPr>
         <w:jc w:val="center"/>
         <w:rPr>
           <w:rFonts w:ascii="Calibri" w:hAnsi="Calibri" w:cs="Calibri"/>
@@ -22,7 +15,7 @@
           <w:rFonts w:ascii="Calibri" w:hAnsi="Calibri" w:cs="Calibri"/>
           <w:b/>
         </w:rPr>
-        <w:t>Mentor / Client Meeting</w:t>
+        <w:t>Client/Mentor Meeting</w:t>
       </w:r>
     </w:p>
     <w:p>
@@ -70,7 +63,14 @@
                 <w:rFonts w:ascii="Calibri" w:hAnsi="Calibri" w:cs="Calibri"/>
                 <w:b/>
               </w:rPr>
-              <w:t>Client/Project:</w:t>
+              <w:t>Client</w:t>
+            </w:r>
+            <w:r>
+              <w:rPr>
+                <w:rFonts w:ascii="Calibri" w:hAnsi="Calibri" w:cs="Calibri"/>
+                <w:b/>
+              </w:rPr>
+              <w:t>:</w:t>
             </w:r>
           </w:p>
         </w:tc>
@@ -83,8 +83,6 @@
           </w:tcPr>
           <w:p>
             <w:pPr>
-              <w:spacing w:after="240"/>
-              <w:jc w:val="center"/>
               <w:rPr>
                 <w:rFonts w:ascii="Calibri" w:hAnsi="Calibri" w:cs="Calibri"/>
                 <w:b/>
@@ -95,25 +93,54 @@
                 <w:rFonts w:ascii="Calibri" w:hAnsi="Calibri" w:cs="Calibri"/>
                 <w:b/>
               </w:rPr>
-              <w:t xml:space="preserve">Raymond Lutui </w:t>
+              <w:t>Raymond Lutui</w:t>
             </w:r>
+          </w:p>
+        </w:tc>
+      </w:tr>
+      <w:tr>
+        <w:tc>
+          <w:tcPr>
+            <w:tcW w:w="2952" w:type="dxa"/>
+            <w:shd w:val="clear" w:color="auto" w:fill="D9D9D9"/>
+            <w:vAlign w:val="center"/>
+          </w:tcPr>
+          <w:p>
+            <w:pPr>
+              <w:rPr>
+                <w:rFonts w:ascii="Calibri" w:hAnsi="Calibri" w:cs="Calibri"/>
+                <w:b/>
+              </w:rPr>
+            </w:pPr>
             <w:r>
               <w:rPr>
-                <w:rFonts w:ascii="Aptos" w:hAnsi="Aptos" w:cs="Calibri"/>
+                <w:rFonts w:ascii="Calibri" w:hAnsi="Calibri" w:cs="Calibri"/>
                 <w:b/>
-                <w:sz w:val="14"/>
-                <w:szCs w:val="14"/>
-              </w:rPr>
-              <w:t xml:space="preserve">- </w:t>
+              </w:rPr>
+              <w:t>Project:</w:t>
             </w:r>
+          </w:p>
+        </w:tc>
+        <w:tc>
+          <w:tcPr>
+            <w:tcW w:w="7038" w:type="dxa"/>
+            <w:gridSpan w:val="2"/>
+            <w:shd w:val="clear" w:color="auto" w:fill="D9D9D9"/>
+            <w:vAlign w:val="center"/>
+          </w:tcPr>
+          <w:p>
+            <w:pPr>
+              <w:rPr>
+                <w:rFonts w:ascii="Calibri" w:hAnsi="Calibri" w:cs="Calibri"/>
+                <w:b/>
+              </w:rPr>
+            </w:pPr>
             <w:r>
               <w:rPr>
-                <w:rFonts w:ascii="Aptos" w:hAnsi="Aptos"/>
+                <w:rFonts w:ascii="Calibri" w:hAnsi="Calibri" w:cs="Calibri"/>
                 <w:b/>
                 <w:bCs/>
                 <w:color w:val="000000"/>
-                <w:sz w:val="22"/>
-                <w:szCs w:val="22"/>
               </w:rPr>
               <w:t>Network Performance Evaluation on Linux Based Operating Systems</w:t>
             </w:r>
@@ -142,14 +169,6 @@
               <w:t>Purpose:</w:t>
             </w:r>
           </w:p>
-          <w:p>
-            <w:pPr>
-              <w:rPr>
-                <w:rFonts w:ascii="Calibri" w:hAnsi="Calibri" w:cs="Calibri"/>
-                <w:b/>
-              </w:rPr>
-            </w:pPr>
-          </w:p>
         </w:tc>
         <w:tc>
           <w:tcPr>
@@ -172,17 +191,24 @@
                 <w:b/>
                 <w:bCs/>
               </w:rPr>
-              <w:t>Meeting with Mentor/ Client for Project Progress Update</w:t>
+              <w:t>Meeting with Client</w:t>
             </w:r>
-          </w:p>
-          <w:p>
-            <w:pPr>
-              <w:ind w:left="360"/>
+            <w:r>
               <w:rPr>
                 <w:rFonts w:ascii="Calibri" w:hAnsi="Calibri" w:cs="Calibri"/>
                 <w:b/>
-              </w:rPr>
-            </w:pPr>
+                <w:bCs/>
+              </w:rPr>
+              <w:t>/Mentor</w:t>
+            </w:r>
+            <w:r>
+              <w:rPr>
+                <w:rFonts w:ascii="Calibri" w:hAnsi="Calibri" w:cs="Calibri"/>
+                <w:b/>
+                <w:bCs/>
+              </w:rPr>
+              <w:t xml:space="preserve"> for Project Progress Update</w:t>
+            </w:r>
           </w:p>
         </w:tc>
       </w:tr>
@@ -206,14 +232,6 @@
               </w:rPr>
               <w:t>Meeting called by:</w:t>
             </w:r>
-          </w:p>
-          <w:p>
-            <w:pPr>
-              <w:rPr>
-                <w:rFonts w:ascii="Calibri" w:hAnsi="Calibri" w:cs="Calibri"/>
-                <w:b/>
-              </w:rPr>
-            </w:pPr>
           </w:p>
         </w:tc>
         <w:tc>
@@ -255,24 +273,20 @@
                 <w:b/>
                 <w:bCs/>
               </w:rPr>
-              <w:t>Location: WZ</w:t>
+              <w:t xml:space="preserve">Location: </w:t>
             </w:r>
             <w:r>
               <w:rPr>
                 <w:rFonts w:ascii="Calibri" w:hAnsi="Calibri" w:cs="Calibri"/>
-                <w:b/>
-                <w:bCs/>
+              </w:rPr>
+              <w:t>WZ</w:t>
+            </w:r>
+            <w:r>
+              <w:rPr>
+                <w:rFonts w:ascii="Calibri" w:hAnsi="Calibri" w:cs="Calibri"/>
               </w:rPr>
               <w:t>902</w:t>
             </w:r>
-          </w:p>
-          <w:p>
-            <w:pPr>
-              <w:rPr>
-                <w:rFonts w:ascii="Calibri" w:hAnsi="Calibri" w:cs="Calibri"/>
-                <w:b/>
-              </w:rPr>
-            </w:pPr>
           </w:p>
         </w:tc>
         <w:tc>
@@ -299,51 +313,33 @@
             <w:r>
               <w:rPr>
                 <w:rFonts w:ascii="Calibri" w:hAnsi="Calibri" w:cs="Calibri"/>
-                <w:b/>
-                <w:bCs/>
               </w:rPr>
               <w:t>31</w:t>
             </w:r>
             <w:r>
               <w:rPr>
                 <w:rFonts w:ascii="Calibri" w:hAnsi="Calibri" w:cs="Calibri"/>
-                <w:b/>
-                <w:bCs/>
               </w:rPr>
               <w:t>/</w:t>
             </w:r>
             <w:r>
               <w:rPr>
                 <w:rFonts w:ascii="Calibri" w:hAnsi="Calibri" w:cs="Calibri"/>
-                <w:b/>
-                <w:bCs/>
               </w:rPr>
               <w:t>0</w:t>
             </w:r>
             <w:r>
               <w:rPr>
                 <w:rFonts w:ascii="Calibri" w:hAnsi="Calibri" w:cs="Calibri"/>
-                <w:b/>
-                <w:bCs/>
               </w:rPr>
               <w:t>7</w:t>
             </w:r>
             <w:r>
               <w:rPr>
                 <w:rFonts w:ascii="Calibri" w:hAnsi="Calibri" w:cs="Calibri"/>
-                <w:b/>
-                <w:bCs/>
               </w:rPr>
               <w:t>/2025</w:t>
             </w:r>
-          </w:p>
-          <w:p>
-            <w:pPr>
-              <w:rPr>
-                <w:rFonts w:ascii="Calibri" w:hAnsi="Calibri" w:cs="Calibri"/>
-                <w:b/>
-              </w:rPr>
-            </w:pPr>
           </w:p>
         </w:tc>
         <w:tc>
@@ -381,15 +377,8 @@
               <w:rPr>
                 <w:rFonts w:ascii="Calibri" w:hAnsi="Calibri" w:cs="Calibri"/>
               </w:rPr>
-              <w:t xml:space="preserve"> pm – 2:00 pm</w:t>
+              <w:t>pm – 2:00pm</w:t>
             </w:r>
-          </w:p>
-          <w:p>
-            <w:pPr>
-              <w:rPr>
-                <w:rFonts w:ascii="Calibri" w:hAnsi="Calibri" w:cs="Calibri"/>
-              </w:rPr>
-            </w:pPr>
           </w:p>
         </w:tc>
       </w:tr>
@@ -403,7 +392,7 @@
             <w:pPr>
               <w:rPr>
                 <w:rFonts w:ascii="Calibri" w:hAnsi="Calibri" w:cs="Calibri"/>
-                <w:b/>
+                <w:bCs/>
               </w:rPr>
             </w:pPr>
             <w:r>
@@ -413,14 +402,13 @@
               </w:rPr>
               <w:t>QA:</w:t>
             </w:r>
-          </w:p>
-          <w:p>
-            <w:pPr>
-              <w:rPr>
-                <w:rFonts w:ascii="Calibri" w:hAnsi="Calibri" w:cs="Calibri"/>
-                <w:b/>
-              </w:rPr>
-            </w:pPr>
+            <w:r>
+              <w:rPr>
+                <w:rFonts w:ascii="Calibri" w:hAnsi="Calibri" w:cs="Calibri"/>
+                <w:bCs/>
+              </w:rPr>
+              <w:t xml:space="preserve"> Win Phyo</w:t>
+            </w:r>
           </w:p>
         </w:tc>
         <w:tc>
@@ -439,16 +427,22 @@
                 <w:rFonts w:ascii="Calibri" w:hAnsi="Calibri" w:cs="Calibri"/>
                 <w:b/>
               </w:rPr>
-              <w:t>Version: 1.0</w:t>
+              <w:t xml:space="preserve">Version: </w:t>
             </w:r>
-          </w:p>
-          <w:p>
-            <w:pPr>
-              <w:rPr>
-                <w:rFonts w:ascii="Calibri" w:hAnsi="Calibri" w:cs="Calibri"/>
-                <w:b/>
-              </w:rPr>
-            </w:pPr>
+            <w:r>
+              <w:rPr>
+                <w:rFonts w:ascii="Calibri" w:hAnsi="Calibri" w:cs="Calibri"/>
+                <w:bCs/>
+              </w:rPr>
+              <w:t>1.</w:t>
+            </w:r>
+            <w:r>
+              <w:rPr>
+                <w:rFonts w:ascii="Calibri" w:hAnsi="Calibri" w:cs="Calibri"/>
+                <w:bCs/>
+              </w:rPr>
+              <w:t>1</w:t>
+            </w:r>
           </w:p>
         </w:tc>
         <w:tc>
@@ -473,19 +467,9 @@
             <w:r>
               <w:rPr>
                 <w:rFonts w:ascii="Calibri" w:hAnsi="Calibri" w:cs="Calibri"/>
-                <w:b/>
-                <w:bCs/>
-              </w:rPr>
-              <w:t>Larissa</w:t>
+              </w:rPr>
+              <w:t>Thomas</w:t>
             </w:r>
-          </w:p>
-          <w:p>
-            <w:pPr>
-              <w:rPr>
-                <w:rFonts w:ascii="Calibri" w:hAnsi="Calibri" w:cs="Calibri"/>
-                <w:b/>
-              </w:rPr>
-            </w:pPr>
           </w:p>
         </w:tc>
       </w:tr>
@@ -573,12 +557,16 @@
             <w:pPr>
               <w:rPr>
                 <w:rFonts w:ascii="Calibri" w:hAnsi="Calibri" w:cs="Calibri"/>
+                <w:b/>
+                <w:bCs/>
                 <w:i/>
               </w:rPr>
             </w:pPr>
             <w:r>
               <w:rPr>
                 <w:rFonts w:ascii="Calibri" w:hAnsi="Calibri" w:cs="Calibri"/>
+                <w:b/>
+                <w:bCs/>
                 <w:i/>
               </w:rPr>
               <w:t>Names</w:t>
@@ -594,12 +582,16 @@
             <w:pPr>
               <w:rPr>
                 <w:rFonts w:ascii="Calibri" w:hAnsi="Calibri" w:cs="Calibri"/>
+                <w:b/>
+                <w:bCs/>
                 <w:i/>
               </w:rPr>
             </w:pPr>
             <w:r>
               <w:rPr>
                 <w:rFonts w:ascii="Calibri" w:hAnsi="Calibri" w:cs="Calibri"/>
+                <w:b/>
+                <w:bCs/>
                 <w:i/>
               </w:rPr>
               <w:t>Representing</w:t>
@@ -616,7 +608,7 @@
           <w:p>
             <w:pPr>
               <w:rPr>
-                <w:rFonts w:ascii="Aptos" w:hAnsi="Aptos" w:cs="Calibri"/>
+                <w:rFonts w:ascii="Calibri" w:hAnsi="Calibri" w:cs="Calibri"/>
               </w:rPr>
             </w:pPr>
             <w:r>
@@ -642,7 +634,13 @@
               <w:rPr>
                 <w:rFonts w:ascii="Calibri" w:hAnsi="Calibri" w:cs="Calibri"/>
               </w:rPr>
-              <w:t>Team Leader</w:t>
+              <w:t>Project</w:t>
+            </w:r>
+            <w:r>
+              <w:rPr>
+                <w:rFonts w:ascii="Calibri" w:hAnsi="Calibri" w:cs="Calibri"/>
+              </w:rPr>
+              <w:t xml:space="preserve"> Leader</w:t>
             </w:r>
           </w:p>
         </w:tc>
@@ -655,12 +653,12 @@
           <w:p>
             <w:pPr>
               <w:rPr>
-                <w:rFonts w:ascii="Aptos" w:hAnsi="Aptos" w:cs="Calibri"/>
+                <w:rFonts w:ascii="Calibri" w:hAnsi="Calibri" w:cs="Calibri"/>
               </w:rPr>
             </w:pPr>
             <w:r>
               <w:rPr>
-                <w:rFonts w:ascii="Aptos" w:hAnsi="Aptos"/>
+                <w:rFonts w:ascii="Calibri" w:hAnsi="Calibri" w:cs="Calibri"/>
               </w:rPr>
               <w:t>Nathan Quai Hoi</w:t>
             </w:r>
@@ -681,7 +679,13 @@
               <w:rPr>
                 <w:rFonts w:ascii="Calibri" w:hAnsi="Calibri" w:cs="Calibri"/>
               </w:rPr>
-              <w:t>Team Member</w:t>
+              <w:t>Project</w:t>
+            </w:r>
+            <w:r>
+              <w:rPr>
+                <w:rFonts w:ascii="Calibri" w:hAnsi="Calibri" w:cs="Calibri"/>
+              </w:rPr>
+              <w:t xml:space="preserve"> Member</w:t>
             </w:r>
           </w:p>
         </w:tc>
@@ -694,12 +698,12 @@
           <w:p>
             <w:pPr>
               <w:rPr>
-                <w:rFonts w:ascii="Aptos" w:hAnsi="Aptos" w:cs="Calibri"/>
+                <w:rFonts w:ascii="Calibri" w:hAnsi="Calibri" w:cs="Calibri"/>
               </w:rPr>
             </w:pPr>
             <w:r>
               <w:rPr>
-                <w:rFonts w:ascii="Aptos" w:hAnsi="Aptos"/>
+                <w:rFonts w:ascii="Calibri" w:hAnsi="Calibri" w:cs="Calibri"/>
               </w:rPr>
               <w:t>Win Phyo</w:t>
             </w:r>
@@ -719,7 +723,13 @@
               <w:rPr>
                 <w:rFonts w:ascii="Calibri" w:hAnsi="Calibri" w:cs="Calibri"/>
               </w:rPr>
-              <w:t>Team Member</w:t>
+              <w:t>Project</w:t>
+            </w:r>
+            <w:r>
+              <w:rPr>
+                <w:rFonts w:ascii="Calibri" w:hAnsi="Calibri" w:cs="Calibri"/>
+              </w:rPr>
+              <w:t xml:space="preserve"> Member</w:t>
             </w:r>
           </w:p>
         </w:tc>
@@ -732,12 +742,12 @@
           <w:p>
             <w:pPr>
               <w:rPr>
-                <w:rFonts w:ascii="Aptos" w:hAnsi="Aptos" w:cs="Calibri"/>
+                <w:rFonts w:ascii="Calibri" w:hAnsi="Calibri" w:cs="Calibri"/>
               </w:rPr>
             </w:pPr>
             <w:r>
               <w:rPr>
-                <w:rFonts w:ascii="Aptos" w:hAnsi="Aptos"/>
+                <w:rFonts w:ascii="Calibri" w:hAnsi="Calibri" w:cs="Calibri"/>
               </w:rPr>
               <w:t>Zafar Azad</w:t>
             </w:r>
@@ -757,7 +767,13 @@
               <w:rPr>
                 <w:rFonts w:ascii="Calibri" w:hAnsi="Calibri" w:cs="Calibri"/>
               </w:rPr>
-              <w:t>Team Member</w:t>
+              <w:t>Project</w:t>
+            </w:r>
+            <w:r>
+              <w:rPr>
+                <w:rFonts w:ascii="Calibri" w:hAnsi="Calibri" w:cs="Calibri"/>
+              </w:rPr>
+              <w:t xml:space="preserve"> Member</w:t>
             </w:r>
           </w:p>
         </w:tc>
@@ -770,12 +786,12 @@
           <w:p>
             <w:pPr>
               <w:rPr>
-                <w:rFonts w:ascii="Aptos" w:hAnsi="Aptos" w:cs="Calibri"/>
+                <w:rFonts w:ascii="Calibri" w:hAnsi="Calibri" w:cs="Calibri"/>
               </w:rPr>
             </w:pPr>
             <w:r>
               <w:rPr>
-                <w:rFonts w:ascii="Aptos" w:hAnsi="Aptos"/>
+                <w:rFonts w:ascii="Calibri" w:hAnsi="Calibri" w:cs="Calibri"/>
               </w:rPr>
               <w:t>Larissa Goh</w:t>
             </w:r>
@@ -795,7 +811,13 @@
               <w:rPr>
                 <w:rFonts w:ascii="Calibri" w:hAnsi="Calibri" w:cs="Calibri"/>
               </w:rPr>
-              <w:t>Team Member</w:t>
+              <w:t>Project</w:t>
+            </w:r>
+            <w:r>
+              <w:rPr>
+                <w:rFonts w:ascii="Calibri" w:hAnsi="Calibri" w:cs="Calibri"/>
+              </w:rPr>
+              <w:t xml:space="preserve"> Member</w:t>
             </w:r>
           </w:p>
         </w:tc>
@@ -808,12 +830,12 @@
           <w:p>
             <w:pPr>
               <w:rPr>
-                <w:rFonts w:ascii="Aptos" w:hAnsi="Aptos" w:cs="Calibri"/>
+                <w:rFonts w:ascii="Calibri" w:hAnsi="Calibri" w:cs="Calibri"/>
               </w:rPr>
             </w:pPr>
             <w:r>
               <w:rPr>
-                <w:rFonts w:ascii="Aptos" w:hAnsi="Aptos"/>
+                <w:rFonts w:ascii="Calibri" w:hAnsi="Calibri" w:cs="Calibri"/>
               </w:rPr>
               <w:t>Charmi Patel</w:t>
             </w:r>
@@ -833,7 +855,13 @@
               <w:rPr>
                 <w:rFonts w:ascii="Calibri" w:hAnsi="Calibri" w:cs="Calibri"/>
               </w:rPr>
-              <w:t>Team Member</w:t>
+              <w:t>Project</w:t>
+            </w:r>
+            <w:r>
+              <w:rPr>
+                <w:rFonts w:ascii="Calibri" w:hAnsi="Calibri" w:cs="Calibri"/>
+              </w:rPr>
+              <w:t xml:space="preserve"> Member</w:t>
             </w:r>
           </w:p>
         </w:tc>
@@ -846,12 +874,12 @@
           <w:p>
             <w:pPr>
               <w:rPr>
-                <w:rFonts w:ascii="Aptos" w:hAnsi="Aptos" w:cs="Calibri"/>
+                <w:rFonts w:ascii="Calibri" w:hAnsi="Calibri" w:cs="Calibri"/>
               </w:rPr>
             </w:pPr>
             <w:r>
               <w:rPr>
-                <w:rFonts w:ascii="Aptos" w:hAnsi="Aptos" w:cs="Calibri"/>
+                <w:rFonts w:ascii="Calibri" w:hAnsi="Calibri" w:cs="Calibri"/>
               </w:rPr>
               <w:t>Kylie Afable</w:t>
             </w:r>
@@ -871,7 +899,13 @@
               <w:rPr>
                 <w:rFonts w:ascii="Calibri" w:hAnsi="Calibri" w:cs="Calibri"/>
               </w:rPr>
-              <w:t>Team Member</w:t>
+              <w:t>Project</w:t>
+            </w:r>
+            <w:r>
+              <w:rPr>
+                <w:rFonts w:ascii="Calibri" w:hAnsi="Calibri" w:cs="Calibri"/>
+              </w:rPr>
+              <w:t xml:space="preserve"> Member</w:t>
             </w:r>
           </w:p>
         </w:tc>
@@ -889,7 +923,7 @@
             </w:pPr>
             <w:r>
               <w:rPr>
-                <w:rFonts w:ascii="Aptos" w:hAnsi="Aptos"/>
+                <w:rFonts w:ascii="Calibri" w:hAnsi="Calibri" w:cs="Calibri"/>
               </w:rPr>
               <w:t>Daniel Vaipulu</w:t>
             </w:r>
@@ -909,7 +943,19 @@
               <w:rPr>
                 <w:rFonts w:ascii="Calibri" w:hAnsi="Calibri" w:cs="Calibri"/>
               </w:rPr>
-              <w:t>Team Member</w:t>
+              <w:t>Project</w:t>
+            </w:r>
+            <w:r>
+              <w:rPr>
+                <w:rFonts w:ascii="Calibri" w:hAnsi="Calibri" w:cs="Calibri"/>
+              </w:rPr>
+              <w:t xml:space="preserve"> </w:t>
+            </w:r>
+            <w:r>
+              <w:rPr>
+                <w:rFonts w:ascii="Calibri" w:hAnsi="Calibri" w:cs="Calibri"/>
+              </w:rPr>
+              <w:t>Mentor</w:t>
             </w:r>
           </w:p>
         </w:tc>
@@ -927,7 +973,7 @@
             </w:pPr>
             <w:r>
               <w:rPr>
-                <w:rFonts w:ascii="Aptos" w:hAnsi="Aptos"/>
+                <w:rFonts w:ascii="Calibri" w:hAnsi="Calibri" w:cs="Calibri"/>
               </w:rPr>
               <w:t>Raymond Lutui</w:t>
             </w:r>
@@ -988,12 +1034,16 @@
             <w:pPr>
               <w:rPr>
                 <w:rFonts w:ascii="Calibri" w:hAnsi="Calibri" w:cs="Calibri"/>
+                <w:b/>
+                <w:bCs/>
                 <w:i/>
               </w:rPr>
             </w:pPr>
             <w:r>
               <w:rPr>
                 <w:rFonts w:ascii="Calibri" w:hAnsi="Calibri" w:cs="Calibri"/>
+                <w:b/>
+                <w:bCs/>
                 <w:i/>
               </w:rPr>
               <w:t>Names</w:t>
@@ -1009,12 +1059,16 @@
             <w:pPr>
               <w:rPr>
                 <w:rFonts w:ascii="Calibri" w:hAnsi="Calibri" w:cs="Calibri"/>
+                <w:b/>
+                <w:bCs/>
                 <w:i/>
               </w:rPr>
             </w:pPr>
             <w:r>
               <w:rPr>
                 <w:rFonts w:ascii="Calibri" w:hAnsi="Calibri" w:cs="Calibri"/>
+                <w:b/>
+                <w:bCs/>
                 <w:i/>
               </w:rPr>
               <w:t>Representing</w:t>
@@ -1030,7 +1084,7 @@
           <w:p>
             <w:pPr>
               <w:rPr>
-                <w:rFonts w:ascii="Aptos" w:hAnsi="Aptos"/>
+                <w:rFonts w:ascii="Calibri" w:hAnsi="Calibri" w:cs="Calibri"/>
               </w:rPr>
             </w:pPr>
           </w:p>
@@ -1094,13 +1148,13 @@
         <w:tblLook w:val="01E0" w:firstRow="1" w:lastRow="1" w:firstColumn="1" w:lastColumn="1" w:noHBand="0" w:noVBand="0"/>
       </w:tblPr>
       <w:tblGrid>
-        <w:gridCol w:w="4680"/>
-        <w:gridCol w:w="5310"/>
+        <w:gridCol w:w="4990"/>
+        <w:gridCol w:w="5000"/>
       </w:tblGrid>
       <w:tr>
         <w:tc>
           <w:tcPr>
-            <w:tcW w:w="4680" w:type="dxa"/>
+            <w:tcW w:w="4990" w:type="dxa"/>
             <w:vAlign w:val="center"/>
           </w:tcPr>
           <w:p>
@@ -1125,20 +1179,31 @@
               <w:rPr>
                 <w:rFonts w:ascii="Calibri" w:hAnsi="Calibri" w:cs="Calibri"/>
               </w:rPr>
-              <w:t xml:space="preserve"> &amp; Charmi </w:t>
+              <w:t xml:space="preserve"> </w:t>
             </w:r>
-          </w:p>
-          <w:p>
-            <w:pPr>
-              <w:rPr>
-                <w:rFonts w:ascii="Calibri" w:hAnsi="Calibri" w:cs="Calibri"/>
-              </w:rPr>
-            </w:pPr>
+            <w:r>
+              <w:rPr>
+                <w:rFonts w:ascii="Calibri" w:hAnsi="Calibri" w:cs="Calibri"/>
+              </w:rPr>
+              <w:t xml:space="preserve">Goh, </w:t>
+            </w:r>
+            <w:r>
+              <w:rPr>
+                <w:rFonts w:ascii="Calibri" w:hAnsi="Calibri" w:cs="Calibri"/>
+              </w:rPr>
+              <w:t xml:space="preserve">Charmi </w:t>
+            </w:r>
+            <w:r>
+              <w:rPr>
+                <w:rFonts w:ascii="Calibri" w:hAnsi="Calibri" w:cs="Calibri"/>
+              </w:rPr>
+              <w:t>Patel</w:t>
+            </w:r>
           </w:p>
         </w:tc>
         <w:tc>
           <w:tcPr>
-            <w:tcW w:w="5310" w:type="dxa"/>
+            <w:tcW w:w="5000" w:type="dxa"/>
             <w:vAlign w:val="center"/>
           </w:tcPr>
           <w:p>
@@ -1151,15 +1216,14 @@
               <w:rPr>
                 <w:rFonts w:ascii="Calibri" w:hAnsi="Calibri" w:cs="Calibri"/>
               </w:rPr>
-              <w:t>Minutes circulation to: All Team members</w:t>
+              <w:t xml:space="preserve">Minutes circulation to: </w:t>
             </w:r>
-          </w:p>
-          <w:p>
-            <w:pPr>
-              <w:rPr>
-                <w:rFonts w:ascii="Calibri" w:hAnsi="Calibri" w:cs="Calibri"/>
-              </w:rPr>
-            </w:pPr>
+            <w:r>
+              <w:rPr>
+                <w:rFonts w:ascii="Calibri" w:hAnsi="Calibri" w:cs="Calibri"/>
+              </w:rPr>
+              <w:t>Project Team</w:t>
+            </w:r>
           </w:p>
         </w:tc>
       </w:tr>
@@ -1168,6 +1232,7 @@
       <w:pPr>
         <w:rPr>
           <w:rFonts w:ascii="Calibri" w:hAnsi="Calibri" w:cs="Calibri"/>
+          <w:b/>
         </w:rPr>
       </w:pPr>
     </w:p>
@@ -1178,6 +1243,13 @@
           <w:b/>
         </w:rPr>
       </w:pPr>
+      <w:r>
+        <w:rPr>
+          <w:rFonts w:ascii="Calibri" w:hAnsi="Calibri" w:cs="Calibri"/>
+          <w:b/>
+        </w:rPr>
+        <w:br w:type="page"/>
+      </w:r>
     </w:p>
     <w:p>
       <w:pPr>
@@ -1192,6 +1264,7 @@
           <w:rFonts w:ascii="Calibri" w:hAnsi="Calibri" w:cs="Calibri"/>
           <w:b/>
         </w:rPr>
+        <w:lastRenderedPageBreak/>
         <w:t>Agenda</w:t>
       </w:r>
     </w:p>
@@ -1204,7 +1277,7 @@
     </w:p>
     <w:tbl>
       <w:tblPr>
-        <w:tblW w:w="9990" w:type="dxa"/>
+        <w:tblW w:w="9810" w:type="dxa"/>
         <w:tblInd w:w="108" w:type="dxa"/>
         <w:tblBorders>
           <w:top w:val="single" w:sz="4" w:space="0" w:color="auto"/>
@@ -1220,17 +1293,12 @@
         <w:gridCol w:w="536"/>
         <w:gridCol w:w="6317"/>
         <w:gridCol w:w="1271"/>
-        <w:gridCol w:w="1755"/>
-        <w:gridCol w:w="111"/>
+        <w:gridCol w:w="1686"/>
       </w:tblGrid>
       <w:tr>
-        <w:trPr>
-          <w:gridAfter w:val="1"/>
-          <w:wAfter w:w="113" w:type="dxa"/>
-        </w:trPr>
         <w:tc>
           <w:tcPr>
-            <w:tcW w:w="540" w:type="dxa"/>
+            <w:tcW w:w="536" w:type="dxa"/>
             <w:shd w:val="clear" w:color="auto" w:fill="D9D9D9"/>
             <w:vAlign w:val="center"/>
           </w:tcPr>
@@ -1252,7 +1320,7 @@
         </w:tc>
         <w:tc>
           <w:tcPr>
-            <w:tcW w:w="6406" w:type="dxa"/>
+            <w:tcW w:w="6317" w:type="dxa"/>
             <w:shd w:val="clear" w:color="auto" w:fill="D9D9D9"/>
             <w:vAlign w:val="center"/>
           </w:tcPr>
@@ -1274,7 +1342,7 @@
         </w:tc>
         <w:tc>
           <w:tcPr>
-            <w:tcW w:w="1276" w:type="dxa"/>
+            <w:tcW w:w="1271" w:type="dxa"/>
             <w:shd w:val="clear" w:color="auto" w:fill="D9D9D9"/>
             <w:vAlign w:val="center"/>
           </w:tcPr>
@@ -1296,7 +1364,7 @@
         </w:tc>
         <w:tc>
           <w:tcPr>
-            <w:tcW w:w="1768" w:type="dxa"/>
+            <w:tcW w:w="1686" w:type="dxa"/>
             <w:shd w:val="clear" w:color="auto" w:fill="D9D9D9"/>
             <w:vAlign w:val="center"/>
           </w:tcPr>
@@ -1320,7 +1388,7 @@
       <w:tr>
         <w:tc>
           <w:tcPr>
-            <w:tcW w:w="540" w:type="dxa"/>
+            <w:tcW w:w="536" w:type="dxa"/>
             <w:vAlign w:val="center"/>
           </w:tcPr>
           <w:p>
@@ -1338,7 +1406,7 @@
         </w:tc>
         <w:tc>
           <w:tcPr>
-            <w:tcW w:w="6406" w:type="dxa"/>
+            <w:tcW w:w="6317" w:type="dxa"/>
             <w:vAlign w:val="center"/>
           </w:tcPr>
           <w:p>
@@ -1357,7 +1425,7 @@
         </w:tc>
         <w:tc>
           <w:tcPr>
-            <w:tcW w:w="1276" w:type="dxa"/>
+            <w:tcW w:w="1271" w:type="dxa"/>
             <w:vAlign w:val="center"/>
           </w:tcPr>
           <w:p>
@@ -1376,8 +1444,7 @@
         </w:tc>
         <w:tc>
           <w:tcPr>
-            <w:tcW w:w="1768" w:type="dxa"/>
-            <w:gridSpan w:val="2"/>
+            <w:tcW w:w="1686" w:type="dxa"/>
             <w:vAlign w:val="center"/>
           </w:tcPr>
           <w:p>
@@ -1398,7 +1465,7 @@
       <w:tr>
         <w:tc>
           <w:tcPr>
-            <w:tcW w:w="540" w:type="dxa"/>
+            <w:tcW w:w="536" w:type="dxa"/>
             <w:vAlign w:val="center"/>
           </w:tcPr>
           <w:p>
@@ -1416,12 +1483,15 @@
         </w:tc>
         <w:tc>
           <w:tcPr>
-            <w:tcW w:w="6406" w:type="dxa"/>
+            <w:tcW w:w="6317" w:type="dxa"/>
             <w:vAlign w:val="center"/>
           </w:tcPr>
           <w:p>
             <w:pPr>
               <w:spacing w:line="259" w:lineRule="auto"/>
+              <w:rPr>
+                <w:rFonts w:ascii="Calibri" w:hAnsi="Calibri" w:cs="Calibri"/>
+              </w:rPr>
             </w:pPr>
             <w:r>
               <w:rPr>
@@ -1433,7 +1503,7 @@
         </w:tc>
         <w:tc>
           <w:tcPr>
-            <w:tcW w:w="1276" w:type="dxa"/>
+            <w:tcW w:w="1271" w:type="dxa"/>
             <w:vAlign w:val="center"/>
           </w:tcPr>
           <w:p>
@@ -1452,8 +1522,7 @@
         </w:tc>
         <w:tc>
           <w:tcPr>
-            <w:tcW w:w="1768" w:type="dxa"/>
-            <w:gridSpan w:val="2"/>
+            <w:tcW w:w="1686" w:type="dxa"/>
             <w:vAlign w:val="center"/>
           </w:tcPr>
           <w:p>
@@ -1474,7 +1543,7 @@
       <w:tr>
         <w:tc>
           <w:tcPr>
-            <w:tcW w:w="540" w:type="dxa"/>
+            <w:tcW w:w="536" w:type="dxa"/>
             <w:vAlign w:val="center"/>
           </w:tcPr>
           <w:p>
@@ -1492,7 +1561,7 @@
         </w:tc>
         <w:tc>
           <w:tcPr>
-            <w:tcW w:w="6406" w:type="dxa"/>
+            <w:tcW w:w="6317" w:type="dxa"/>
             <w:vAlign w:val="center"/>
           </w:tcPr>
           <w:p>
@@ -1517,7 +1586,7 @@
         </w:tc>
         <w:tc>
           <w:tcPr>
-            <w:tcW w:w="1276" w:type="dxa"/>
+            <w:tcW w:w="1271" w:type="dxa"/>
             <w:vAlign w:val="center"/>
           </w:tcPr>
           <w:p>
@@ -1536,8 +1605,7 @@
         </w:tc>
         <w:tc>
           <w:tcPr>
-            <w:tcW w:w="1768" w:type="dxa"/>
-            <w:gridSpan w:val="2"/>
+            <w:tcW w:w="1686" w:type="dxa"/>
             <w:vAlign w:val="center"/>
           </w:tcPr>
           <w:p>
@@ -1558,7 +1626,7 @@
       <w:tr>
         <w:tc>
           <w:tcPr>
-            <w:tcW w:w="540" w:type="dxa"/>
+            <w:tcW w:w="536" w:type="dxa"/>
             <w:vAlign w:val="center"/>
           </w:tcPr>
           <w:p>
@@ -1576,7 +1644,7 @@
         </w:tc>
         <w:tc>
           <w:tcPr>
-            <w:tcW w:w="6406" w:type="dxa"/>
+            <w:tcW w:w="6317" w:type="dxa"/>
             <w:vAlign w:val="center"/>
           </w:tcPr>
           <w:p>
@@ -1595,7 +1663,7 @@
         </w:tc>
         <w:tc>
           <w:tcPr>
-            <w:tcW w:w="1276" w:type="dxa"/>
+            <w:tcW w:w="1271" w:type="dxa"/>
             <w:vAlign w:val="center"/>
           </w:tcPr>
           <w:p>
@@ -1614,8 +1682,7 @@
         </w:tc>
         <w:tc>
           <w:tcPr>
-            <w:tcW w:w="1768" w:type="dxa"/>
-            <w:gridSpan w:val="2"/>
+            <w:tcW w:w="1686" w:type="dxa"/>
             <w:vAlign w:val="center"/>
           </w:tcPr>
           <w:p>
@@ -1636,7 +1703,7 @@
       <w:tr>
         <w:tc>
           <w:tcPr>
-            <w:tcW w:w="540" w:type="dxa"/>
+            <w:tcW w:w="536" w:type="dxa"/>
             <w:vAlign w:val="center"/>
           </w:tcPr>
           <w:p>
@@ -1654,7 +1721,7 @@
         </w:tc>
         <w:tc>
           <w:tcPr>
-            <w:tcW w:w="6406" w:type="dxa"/>
+            <w:tcW w:w="6317" w:type="dxa"/>
             <w:vAlign w:val="center"/>
           </w:tcPr>
           <w:p>
@@ -1673,7 +1740,7 @@
         </w:tc>
         <w:tc>
           <w:tcPr>
-            <w:tcW w:w="1276" w:type="dxa"/>
+            <w:tcW w:w="1271" w:type="dxa"/>
             <w:vAlign w:val="center"/>
           </w:tcPr>
           <w:p>
@@ -1692,8 +1759,7 @@
         </w:tc>
         <w:tc>
           <w:tcPr>
-            <w:tcW w:w="1768" w:type="dxa"/>
-            <w:gridSpan w:val="2"/>
+            <w:tcW w:w="1686" w:type="dxa"/>
             <w:vAlign w:val="center"/>
           </w:tcPr>
           <w:p>
@@ -1714,7 +1780,7 @@
       <w:tr>
         <w:tc>
           <w:tcPr>
-            <w:tcW w:w="540" w:type="dxa"/>
+            <w:tcW w:w="536" w:type="dxa"/>
             <w:vAlign w:val="center"/>
           </w:tcPr>
           <w:p>
@@ -1732,7 +1798,7 @@
         </w:tc>
         <w:tc>
           <w:tcPr>
-            <w:tcW w:w="6406" w:type="dxa"/>
+            <w:tcW w:w="6317" w:type="dxa"/>
             <w:vAlign w:val="center"/>
           </w:tcPr>
           <w:p>
@@ -1751,7 +1817,7 @@
         </w:tc>
         <w:tc>
           <w:tcPr>
-            <w:tcW w:w="1276" w:type="dxa"/>
+            <w:tcW w:w="1271" w:type="dxa"/>
             <w:vAlign w:val="center"/>
           </w:tcPr>
           <w:p>
@@ -1770,8 +1836,7 @@
         </w:tc>
         <w:tc>
           <w:tcPr>
-            <w:tcW w:w="1768" w:type="dxa"/>
-            <w:gridSpan w:val="2"/>
+            <w:tcW w:w="1686" w:type="dxa"/>
             <w:vAlign w:val="center"/>
           </w:tcPr>
           <w:p>
@@ -1822,7 +1887,7 @@
     </w:p>
     <w:tbl>
       <w:tblPr>
-        <w:tblW w:w="9990" w:type="dxa"/>
+        <w:tblW w:w="9810" w:type="dxa"/>
         <w:tblInd w:w="108" w:type="dxa"/>
         <w:tblBorders>
           <w:top w:val="single" w:sz="4" w:space="0" w:color="auto"/>
@@ -1836,9 +1901,9 @@
       </w:tblPr>
       <w:tblGrid>
         <w:gridCol w:w="540"/>
-        <w:gridCol w:w="5400"/>
-        <w:gridCol w:w="1530"/>
-        <w:gridCol w:w="2520"/>
+        <w:gridCol w:w="5159"/>
+        <w:gridCol w:w="1559"/>
+        <w:gridCol w:w="2552"/>
       </w:tblGrid>
       <w:tr>
         <w:tc>
@@ -1864,7 +1929,7 @@
         </w:tc>
         <w:tc>
           <w:tcPr>
-            <w:tcW w:w="5400" w:type="dxa"/>
+            <w:tcW w:w="5159" w:type="dxa"/>
             <w:shd w:val="clear" w:color="auto" w:fill="D9D9D9"/>
           </w:tcPr>
           <w:p>
@@ -1885,7 +1950,7 @@
         </w:tc>
         <w:tc>
           <w:tcPr>
-            <w:tcW w:w="1530" w:type="dxa"/>
+            <w:tcW w:w="1559" w:type="dxa"/>
             <w:shd w:val="clear" w:color="auto" w:fill="D9D9D9"/>
           </w:tcPr>
           <w:p>
@@ -1906,7 +1971,7 @@
         </w:tc>
         <w:tc>
           <w:tcPr>
-            <w:tcW w:w="2520" w:type="dxa"/>
+            <w:tcW w:w="2552" w:type="dxa"/>
             <w:shd w:val="clear" w:color="auto" w:fill="D9D9D9"/>
           </w:tcPr>
           <w:p>
@@ -1947,7 +2012,7 @@
         </w:tc>
         <w:tc>
           <w:tcPr>
-            <w:tcW w:w="5400" w:type="dxa"/>
+            <w:tcW w:w="5159" w:type="dxa"/>
             <w:vAlign w:val="center"/>
           </w:tcPr>
           <w:p>
@@ -1960,7 +2025,7 @@
         </w:tc>
         <w:tc>
           <w:tcPr>
-            <w:tcW w:w="1530" w:type="dxa"/>
+            <w:tcW w:w="1559" w:type="dxa"/>
             <w:vAlign w:val="center"/>
           </w:tcPr>
           <w:p>
@@ -1973,7 +2038,7 @@
         </w:tc>
         <w:tc>
           <w:tcPr>
-            <w:tcW w:w="2520" w:type="dxa"/>
+            <w:tcW w:w="2552" w:type="dxa"/>
             <w:vAlign w:val="center"/>
           </w:tcPr>
           <w:p>
@@ -2009,13 +2074,6 @@
         </w:rPr>
         <w:t>Discussion and Decisions</w:t>
       </w:r>
-    </w:p>
-    <w:p>
-      <w:pPr>
-        <w:rPr>
-          <w:rFonts w:ascii="Calibri" w:hAnsi="Calibri" w:cs="Calibri"/>
-        </w:rPr>
-      </w:pPr>
     </w:p>
     <w:p>
       <w:pPr>
@@ -2088,85 +2146,6 @@
               <w:t>Discussion and Decisions</w:t>
             </w:r>
           </w:p>
-          <w:p>
-            <w:pPr>
-              <w:rPr>
-                <w:rFonts w:ascii="Calibri" w:hAnsi="Calibri" w:cs="Calibri"/>
-                <w:b/>
-                <w:bCs/>
-              </w:rPr>
-            </w:pPr>
-          </w:p>
-        </w:tc>
-      </w:tr>
-      <w:tr>
-        <w:trPr>
-          <w:trHeight w:val="300"/>
-        </w:trPr>
-        <w:tc>
-          <w:tcPr>
-            <w:tcW w:w="540" w:type="dxa"/>
-            <w:vAlign w:val="center"/>
-          </w:tcPr>
-          <w:p>
-            <w:pPr>
-              <w:rPr>
-                <w:rFonts w:ascii="Calibri" w:hAnsi="Calibri" w:cs="Calibri"/>
-                <w:b/>
-                <w:bCs/>
-              </w:rPr>
-            </w:pPr>
-          </w:p>
-        </w:tc>
-        <w:tc>
-          <w:tcPr>
-            <w:tcW w:w="9450" w:type="dxa"/>
-            <w:vAlign w:val="center"/>
-          </w:tcPr>
-          <w:p>
-            <w:pPr>
-              <w:rPr>
-                <w:rFonts w:ascii="Calibri" w:hAnsi="Calibri" w:cs="Calibri"/>
-              </w:rPr>
-            </w:pPr>
-          </w:p>
-        </w:tc>
-      </w:tr>
-      <w:tr>
-        <w:trPr>
-          <w:trHeight w:val="300"/>
-        </w:trPr>
-        <w:tc>
-          <w:tcPr>
-            <w:tcW w:w="540" w:type="dxa"/>
-            <w:shd w:val="clear" w:color="auto" w:fill="D9D9D9"/>
-            <w:vAlign w:val="center"/>
-          </w:tcPr>
-          <w:p>
-            <w:pPr>
-              <w:rPr>
-                <w:rFonts w:ascii="Calibri" w:hAnsi="Calibri" w:cs="Calibri"/>
-                <w:b/>
-                <w:bCs/>
-              </w:rPr>
-            </w:pPr>
-          </w:p>
-        </w:tc>
-        <w:tc>
-          <w:tcPr>
-            <w:tcW w:w="9450" w:type="dxa"/>
-            <w:shd w:val="clear" w:color="auto" w:fill="D9D9D9"/>
-            <w:vAlign w:val="center"/>
-          </w:tcPr>
-          <w:p>
-            <w:pPr>
-              <w:rPr>
-                <w:rFonts w:ascii="Calibri" w:hAnsi="Calibri" w:cs="Calibri"/>
-                <w:b/>
-                <w:bCs/>
-              </w:rPr>
-            </w:pPr>
-          </w:p>
         </w:tc>
       </w:tr>
       <w:tr>
@@ -2215,7 +2194,7 @@
               <w:pStyle w:val="ListParagraph"/>
               <w:numPr>
                 <w:ilvl w:val="0"/>
-                <w:numId w:val="4"/>
+                <w:numId w:val="37"/>
               </w:numPr>
               <w:rPr>
                 <w:rFonts w:ascii="Calibri" w:hAnsi="Calibri" w:cs="Calibri"/>
@@ -2233,7 +2212,7 @@
               <w:pStyle w:val="ListParagraph"/>
               <w:numPr>
                 <w:ilvl w:val="0"/>
-                <w:numId w:val="4"/>
+                <w:numId w:val="37"/>
               </w:numPr>
               <w:rPr>
                 <w:rFonts w:ascii="Calibri" w:hAnsi="Calibri" w:cs="Calibri"/>
@@ -2251,7 +2230,7 @@
               <w:pStyle w:val="ListParagraph"/>
               <w:numPr>
                 <w:ilvl w:val="0"/>
-                <w:numId w:val="4"/>
+                <w:numId w:val="37"/>
               </w:numPr>
               <w:rPr>
                 <w:rFonts w:ascii="Calibri" w:hAnsi="Calibri" w:cs="Calibri"/>
@@ -2275,13 +2254,6 @@
               </w:rPr>
               <w:t xml:space="preserve"> doesn't reach 300 hours</w:t>
             </w:r>
-          </w:p>
-          <w:p>
-            <w:pPr>
-              <w:rPr>
-                <w:rFonts w:ascii="Calibri" w:hAnsi="Calibri" w:cs="Calibri"/>
-              </w:rPr>
-            </w:pPr>
           </w:p>
         </w:tc>
       </w:tr>
@@ -2331,7 +2303,7 @@
               <w:pStyle w:val="ListParagraph"/>
               <w:numPr>
                 <w:ilvl w:val="0"/>
-                <w:numId w:val="3"/>
+                <w:numId w:val="36"/>
               </w:numPr>
               <w:rPr>
                 <w:rFonts w:ascii="Calibri" w:hAnsi="Calibri" w:cs="Calibri"/>
@@ -2349,7 +2321,7 @@
               <w:pStyle w:val="ListParagraph"/>
               <w:numPr>
                 <w:ilvl w:val="0"/>
-                <w:numId w:val="3"/>
+                <w:numId w:val="36"/>
               </w:numPr>
               <w:rPr>
                 <w:rFonts w:ascii="Calibri" w:hAnsi="Calibri" w:cs="Calibri"/>
@@ -2367,7 +2339,7 @@
               <w:pStyle w:val="ListParagraph"/>
               <w:numPr>
                 <w:ilvl w:val="0"/>
-                <w:numId w:val="3"/>
+                <w:numId w:val="36"/>
               </w:numPr>
               <w:rPr>
                 <w:rFonts w:ascii="Calibri" w:hAnsi="Calibri" w:cs="Calibri"/>
@@ -2385,7 +2357,7 @@
               <w:pStyle w:val="ListParagraph"/>
               <w:numPr>
                 <w:ilvl w:val="0"/>
-                <w:numId w:val="3"/>
+                <w:numId w:val="36"/>
               </w:numPr>
               <w:rPr>
                 <w:rFonts w:ascii="Calibri" w:hAnsi="Calibri" w:cs="Calibri"/>
@@ -2403,7 +2375,7 @@
               <w:pStyle w:val="ListParagraph"/>
               <w:numPr>
                 <w:ilvl w:val="0"/>
-                <w:numId w:val="3"/>
+                <w:numId w:val="36"/>
               </w:numPr>
               <w:rPr>
                 <w:rFonts w:ascii="Calibri" w:hAnsi="Calibri" w:cs="Calibri"/>
@@ -2433,7 +2405,7 @@
               <w:pStyle w:val="ListParagraph"/>
               <w:numPr>
                 <w:ilvl w:val="0"/>
-                <w:numId w:val="3"/>
+                <w:numId w:val="36"/>
               </w:numPr>
               <w:rPr>
                 <w:rFonts w:ascii="Calibri" w:hAnsi="Calibri" w:cs="Calibri"/>
@@ -2451,15 +2423,6 @@
               </w:rPr>
               <w:t>, ensure it's easy to understand</w:t>
             </w:r>
-          </w:p>
-          <w:p>
-            <w:pPr>
-              <w:rPr>
-                <w:rFonts w:ascii="Calibri" w:hAnsi="Calibri" w:cs="Calibri"/>
-                <w:b/>
-                <w:bCs/>
-              </w:rPr>
-            </w:pPr>
           </w:p>
         </w:tc>
       </w:tr>
@@ -2509,7 +2472,7 @@
               <w:pStyle w:val="ListParagraph"/>
               <w:numPr>
                 <w:ilvl w:val="0"/>
-                <w:numId w:val="5"/>
+                <w:numId w:val="35"/>
               </w:numPr>
               <w:rPr>
                 <w:rFonts w:ascii="Calibri" w:hAnsi="Calibri" w:cs="Calibri"/>
@@ -2527,7 +2490,7 @@
               <w:pStyle w:val="ListParagraph"/>
               <w:numPr>
                 <w:ilvl w:val="0"/>
-                <w:numId w:val="6"/>
+                <w:numId w:val="35"/>
               </w:numPr>
               <w:rPr>
                 <w:rFonts w:ascii="Calibri" w:hAnsi="Calibri" w:cs="Calibri"/>
@@ -2537,15 +2500,20 @@
               <w:rPr>
                 <w:rFonts w:ascii="Calibri" w:hAnsi="Calibri" w:cs="Calibri"/>
               </w:rPr>
-              <w:t>Use less words more images</w:t>
+              <w:t xml:space="preserve">Use less </w:t>
             </w:r>
-          </w:p>
-          <w:p>
-            <w:pPr>
-              <w:rPr>
-                <w:rFonts w:ascii="Calibri" w:hAnsi="Calibri" w:cs="Calibri"/>
-              </w:rPr>
-            </w:pPr>
+            <w:r>
+              <w:rPr>
+                <w:rFonts w:ascii="Calibri" w:hAnsi="Calibri" w:cs="Calibri"/>
+              </w:rPr>
+              <w:t>words and</w:t>
+            </w:r>
+            <w:r>
+              <w:rPr>
+                <w:rFonts w:ascii="Calibri" w:hAnsi="Calibri" w:cs="Calibri"/>
+              </w:rPr>
+              <w:t xml:space="preserve"> more images</w:t>
+            </w:r>
           </w:p>
         </w:tc>
       </w:tr>
@@ -2595,7 +2563,7 @@
               <w:pStyle w:val="ListParagraph"/>
               <w:numPr>
                 <w:ilvl w:val="0"/>
-                <w:numId w:val="1"/>
+                <w:numId w:val="33"/>
               </w:numPr>
               <w:rPr>
                 <w:rFonts w:ascii="Calibri" w:hAnsi="Calibri" w:cs="Calibri"/>
@@ -2611,7 +2579,13 @@
               <w:rPr>
                 <w:rFonts w:ascii="Calibri" w:hAnsi="Calibri" w:cs="Calibri"/>
               </w:rPr>
-              <w:t>Unnecessary</w:t>
+              <w:t>u</w:t>
+            </w:r>
+            <w:r>
+              <w:rPr>
+                <w:rFonts w:ascii="Calibri" w:hAnsi="Calibri" w:cs="Calibri"/>
+              </w:rPr>
+              <w:t>nnecessary</w:t>
             </w:r>
             <w:r>
               <w:rPr>
@@ -2625,7 +2599,7 @@
               <w:pStyle w:val="ListParagraph"/>
               <w:numPr>
                 <w:ilvl w:val="0"/>
-                <w:numId w:val="1"/>
+                <w:numId w:val="33"/>
               </w:numPr>
               <w:rPr>
                 <w:rFonts w:ascii="Calibri" w:hAnsi="Calibri" w:cs="Calibri"/>
@@ -2637,13 +2611,6 @@
               </w:rPr>
               <w:t xml:space="preserve">Ensure portfolio follows the structured folders </w:t>
             </w:r>
-          </w:p>
-          <w:p>
-            <w:pPr>
-              <w:rPr>
-                <w:rFonts w:ascii="Calibri" w:hAnsi="Calibri" w:cs="Calibri"/>
-              </w:rPr>
-            </w:pPr>
           </w:p>
         </w:tc>
       </w:tr>
@@ -2669,6 +2636,7 @@
           <w:rFonts w:ascii="Calibri" w:hAnsi="Calibri" w:cs="Calibri"/>
           <w:b/>
         </w:rPr>
+        <w:lastRenderedPageBreak/>
         <w:t>Summary of Action Items</w:t>
       </w:r>
     </w:p>
@@ -2681,7 +2649,7 @@
     </w:p>
     <w:tbl>
       <w:tblPr>
-        <w:tblW w:w="9990" w:type="dxa"/>
+        <w:tblW w:w="9810" w:type="dxa"/>
         <w:tblInd w:w="108" w:type="dxa"/>
         <w:tblBorders>
           <w:top w:val="single" w:sz="4" w:space="0" w:color="auto"/>
@@ -2695,19 +2663,14 @@
       </w:tblPr>
       <w:tblGrid>
         <w:gridCol w:w="537"/>
-        <w:gridCol w:w="5321"/>
-        <w:gridCol w:w="1523"/>
-        <w:gridCol w:w="2498"/>
-        <w:gridCol w:w="111"/>
+        <w:gridCol w:w="4737"/>
+        <w:gridCol w:w="2107"/>
+        <w:gridCol w:w="2429"/>
       </w:tblGrid>
       <w:tr>
-        <w:trPr>
-          <w:gridAfter w:val="1"/>
-          <w:wAfter w:w="113" w:type="dxa"/>
-        </w:trPr>
         <w:tc>
           <w:tcPr>
-            <w:tcW w:w="540" w:type="dxa"/>
+            <w:tcW w:w="537" w:type="dxa"/>
             <w:shd w:val="clear" w:color="auto" w:fill="D9D9D9"/>
           </w:tcPr>
           <w:p>
@@ -2728,7 +2691,7 @@
         </w:tc>
         <w:tc>
           <w:tcPr>
-            <w:tcW w:w="5400" w:type="dxa"/>
+            <w:tcW w:w="4737" w:type="dxa"/>
             <w:shd w:val="clear" w:color="auto" w:fill="D9D9D9"/>
           </w:tcPr>
           <w:p>
@@ -2749,7 +2712,7 @@
         </w:tc>
         <w:tc>
           <w:tcPr>
-            <w:tcW w:w="1530" w:type="dxa"/>
+            <w:tcW w:w="2107" w:type="dxa"/>
             <w:shd w:val="clear" w:color="auto" w:fill="D9D9D9"/>
           </w:tcPr>
           <w:p>
@@ -2770,7 +2733,7 @@
         </w:tc>
         <w:tc>
           <w:tcPr>
-            <w:tcW w:w="2520" w:type="dxa"/>
+            <w:tcW w:w="2429" w:type="dxa"/>
             <w:shd w:val="clear" w:color="auto" w:fill="D9D9D9"/>
           </w:tcPr>
           <w:p>
@@ -2793,7 +2756,7 @@
       <w:tr>
         <w:tc>
           <w:tcPr>
-            <w:tcW w:w="540" w:type="dxa"/>
+            <w:tcW w:w="537" w:type="dxa"/>
             <w:vAlign w:val="center"/>
           </w:tcPr>
           <w:p>
@@ -2811,7 +2774,7 @@
         </w:tc>
         <w:tc>
           <w:tcPr>
-            <w:tcW w:w="5400" w:type="dxa"/>
+            <w:tcW w:w="4737" w:type="dxa"/>
             <w:vAlign w:val="center"/>
           </w:tcPr>
           <w:p>
@@ -2830,7 +2793,7 @@
         </w:tc>
         <w:tc>
           <w:tcPr>
-            <w:tcW w:w="1530" w:type="dxa"/>
+            <w:tcW w:w="2107" w:type="dxa"/>
             <w:vAlign w:val="center"/>
           </w:tcPr>
           <w:p>
@@ -2849,8 +2812,7 @@
         </w:tc>
         <w:tc>
           <w:tcPr>
-            <w:tcW w:w="2520" w:type="dxa"/>
-            <w:gridSpan w:val="2"/>
+            <w:tcW w:w="2429" w:type="dxa"/>
             <w:vAlign w:val="center"/>
           </w:tcPr>
           <w:p>
@@ -2859,135 +2821,12 @@
                 <w:rFonts w:ascii="Calibri" w:hAnsi="Calibri" w:cs="Calibri"/>
               </w:rPr>
             </w:pPr>
-          </w:p>
-        </w:tc>
-      </w:tr>
-      <w:tr>
-        <w:trPr>
-          <w:trHeight w:val="300"/>
-        </w:trPr>
-        <w:tc>
-          <w:tcPr>
-            <w:tcW w:w="540" w:type="dxa"/>
-            <w:vAlign w:val="center"/>
-          </w:tcPr>
-          <w:p>
-            <w:pPr>
-              <w:rPr>
-                <w:rFonts w:ascii="Calibri" w:hAnsi="Calibri" w:cs="Calibri"/>
-              </w:rPr>
-            </w:pPr>
             <w:r>
               <w:rPr>
                 <w:rFonts w:ascii="Calibri" w:hAnsi="Calibri" w:cs="Calibri"/>
               </w:rPr>
-              <w:t>2.</w:t>
+              <w:t>28/10/2025</w:t>
             </w:r>
-          </w:p>
-        </w:tc>
-        <w:tc>
-          <w:tcPr>
-            <w:tcW w:w="5400" w:type="dxa"/>
-            <w:vAlign w:val="center"/>
-          </w:tcPr>
-          <w:p>
-            <w:pPr>
-              <w:rPr>
-                <w:rFonts w:ascii="Calibri" w:hAnsi="Calibri" w:cs="Calibri"/>
-              </w:rPr>
-            </w:pPr>
-          </w:p>
-        </w:tc>
-        <w:tc>
-          <w:tcPr>
-            <w:tcW w:w="1530" w:type="dxa"/>
-            <w:vAlign w:val="center"/>
-          </w:tcPr>
-          <w:p>
-            <w:pPr>
-              <w:rPr>
-                <w:rFonts w:ascii="Calibri" w:hAnsi="Calibri" w:cs="Calibri"/>
-              </w:rPr>
-            </w:pPr>
-          </w:p>
-        </w:tc>
-        <w:tc>
-          <w:tcPr>
-            <w:tcW w:w="2520" w:type="dxa"/>
-            <w:gridSpan w:val="2"/>
-            <w:vAlign w:val="center"/>
-          </w:tcPr>
-          <w:p>
-            <w:pPr>
-              <w:rPr>
-                <w:rFonts w:ascii="Calibri" w:hAnsi="Calibri" w:cs="Calibri"/>
-              </w:rPr>
-            </w:pPr>
-          </w:p>
-        </w:tc>
-      </w:tr>
-      <w:tr>
-        <w:trPr>
-          <w:trHeight w:val="300"/>
-        </w:trPr>
-        <w:tc>
-          <w:tcPr>
-            <w:tcW w:w="540" w:type="dxa"/>
-            <w:vAlign w:val="center"/>
-          </w:tcPr>
-          <w:p>
-            <w:pPr>
-              <w:rPr>
-                <w:rFonts w:ascii="Calibri" w:hAnsi="Calibri" w:cs="Calibri"/>
-              </w:rPr>
-            </w:pPr>
-            <w:r>
-              <w:rPr>
-                <w:rFonts w:ascii="Calibri" w:hAnsi="Calibri" w:cs="Calibri"/>
-              </w:rPr>
-              <w:t>3.</w:t>
-            </w:r>
-          </w:p>
-        </w:tc>
-        <w:tc>
-          <w:tcPr>
-            <w:tcW w:w="5400" w:type="dxa"/>
-            <w:vAlign w:val="center"/>
-          </w:tcPr>
-          <w:p>
-            <w:pPr>
-              <w:pStyle w:val="ListParagraph"/>
-              <w:rPr>
-                <w:rFonts w:ascii="Calibri" w:hAnsi="Calibri" w:cs="Calibri"/>
-              </w:rPr>
-            </w:pPr>
-          </w:p>
-        </w:tc>
-        <w:tc>
-          <w:tcPr>
-            <w:tcW w:w="1530" w:type="dxa"/>
-            <w:vAlign w:val="center"/>
-          </w:tcPr>
-          <w:p>
-            <w:pPr>
-              <w:rPr>
-                <w:rFonts w:ascii="Calibri" w:hAnsi="Calibri" w:cs="Calibri"/>
-              </w:rPr>
-            </w:pPr>
-          </w:p>
-        </w:tc>
-        <w:tc>
-          <w:tcPr>
-            <w:tcW w:w="2520" w:type="dxa"/>
-            <w:gridSpan w:val="2"/>
-            <w:vAlign w:val="center"/>
-          </w:tcPr>
-          <w:p>
-            <w:pPr>
-              <w:rPr>
-                <w:rFonts w:ascii="Calibri" w:hAnsi="Calibri" w:cs="Calibri"/>
-              </w:rPr>
-            </w:pPr>
           </w:p>
         </w:tc>
       </w:tr>
@@ -3011,7 +2850,7 @@
           <w:rFonts w:ascii="Calibri" w:hAnsi="Calibri" w:cs="Calibri"/>
           <w:b/>
         </w:rPr>
-        <w:t>Next Client/ Mentor Meeting</w:t>
+        <w:t>Next Meeting</w:t>
       </w:r>
       <w:r>
         <w:rPr>
@@ -3031,7 +2870,7 @@
     </w:p>
     <w:tbl>
       <w:tblPr>
-        <w:tblW w:w="10199" w:type="dxa"/>
+        <w:tblW w:w="9810" w:type="dxa"/>
         <w:tblInd w:w="108" w:type="dxa"/>
         <w:tblBorders>
           <w:top w:val="single" w:sz="4" w:space="0" w:color="auto"/>
@@ -3046,11 +2885,11 @@
       <w:tblGrid>
         <w:gridCol w:w="551"/>
         <w:gridCol w:w="3951"/>
-        <w:gridCol w:w="5697"/>
+        <w:gridCol w:w="5308"/>
       </w:tblGrid>
       <w:tr>
         <w:trPr>
-          <w:trHeight w:val="577"/>
+          <w:trHeight w:val="60"/>
         </w:trPr>
         <w:tc>
           <w:tcPr>
@@ -3072,20 +2911,19 @@
                 <w:b/>
                 <w:bCs/>
               </w:rPr>
-              <w:t>Date: TBA</w:t>
+              <w:t xml:space="preserve">Date: </w:t>
             </w:r>
-          </w:p>
-          <w:p>
-            <w:pPr>
-              <w:rPr>
-                <w:rFonts w:ascii="Calibri" w:hAnsi="Calibri" w:cs="Calibri"/>
-              </w:rPr>
-            </w:pPr>
+            <w:r>
+              <w:rPr>
+                <w:rFonts w:ascii="Calibri" w:hAnsi="Calibri" w:cs="Calibri"/>
+              </w:rPr>
+              <w:t>08/14/2025</w:t>
+            </w:r>
           </w:p>
         </w:tc>
         <w:tc>
           <w:tcPr>
-            <w:tcW w:w="5697" w:type="dxa"/>
+            <w:tcW w:w="5308" w:type="dxa"/>
             <w:vAlign w:val="center"/>
           </w:tcPr>
           <w:p>
@@ -3102,15 +2940,14 @@
                 <w:b/>
                 <w:bCs/>
               </w:rPr>
-              <w:t>Time: TBA</w:t>
+              <w:t xml:space="preserve">Time: </w:t>
             </w:r>
-          </w:p>
-          <w:p>
-            <w:pPr>
-              <w:rPr>
-                <w:rFonts w:ascii="Calibri" w:hAnsi="Calibri" w:cs="Calibri"/>
-              </w:rPr>
-            </w:pPr>
+            <w:r>
+              <w:rPr>
+                <w:rFonts w:ascii="Calibri" w:hAnsi="Calibri" w:cs="Calibri"/>
+              </w:rPr>
+              <w:t>1:30pm</w:t>
+            </w:r>
           </w:p>
         </w:tc>
       </w:tr>
@@ -3120,7 +2957,7 @@
         </w:trPr>
         <w:tc>
           <w:tcPr>
-            <w:tcW w:w="10199" w:type="dxa"/>
+            <w:tcW w:w="9810" w:type="dxa"/>
             <w:gridSpan w:val="3"/>
             <w:vAlign w:val="center"/>
           </w:tcPr>
@@ -3165,7 +3002,7 @@
         </w:tc>
         <w:tc>
           <w:tcPr>
-            <w:tcW w:w="9648" w:type="dxa"/>
+            <w:tcW w:w="9259" w:type="dxa"/>
             <w:gridSpan w:val="2"/>
             <w:vAlign w:val="center"/>
           </w:tcPr>
@@ -3179,109 +3016,20 @@
               <w:rPr>
                 <w:rFonts w:ascii="Calibri" w:hAnsi="Calibri" w:cs="Calibri"/>
               </w:rPr>
-              <w:t>Fedora testing results</w:t>
+              <w:t xml:space="preserve">Fedora </w:t>
             </w:r>
-          </w:p>
-        </w:tc>
-      </w:tr>
-      <w:tr>
-        <w:trPr>
-          <w:trHeight w:val="69"/>
-        </w:trPr>
-        <w:tc>
-          <w:tcPr>
-            <w:tcW w:w="551" w:type="dxa"/>
-            <w:vAlign w:val="center"/>
-          </w:tcPr>
-          <w:p>
-            <w:pPr>
-              <w:numPr>
-                <w:ilvl w:val="0"/>
-                <w:numId w:val="19"/>
-              </w:numPr>
-              <w:ind w:left="252" w:hanging="208"/>
-              <w:rPr>
-                <w:rFonts w:ascii="Calibri" w:hAnsi="Calibri" w:cs="Calibri"/>
-              </w:rPr>
-            </w:pPr>
-          </w:p>
-        </w:tc>
-        <w:tc>
-          <w:tcPr>
-            <w:tcW w:w="9648" w:type="dxa"/>
-            <w:gridSpan w:val="2"/>
-            <w:vAlign w:val="center"/>
-          </w:tcPr>
-          <w:p>
-            <w:pPr>
-              <w:rPr>
-                <w:rFonts w:ascii="Calibri" w:hAnsi="Calibri" w:cs="Calibri"/>
-              </w:rPr>
-            </w:pPr>
-          </w:p>
-        </w:tc>
-      </w:tr>
-      <w:tr>
-        <w:trPr>
-          <w:trHeight w:val="281"/>
-        </w:trPr>
-        <w:tc>
-          <w:tcPr>
-            <w:tcW w:w="10199" w:type="dxa"/>
-            <w:gridSpan w:val="3"/>
-            <w:vAlign w:val="center"/>
-          </w:tcPr>
-          <w:p>
-            <w:pPr>
-              <w:rPr>
-                <w:rFonts w:ascii="Calibri" w:hAnsi="Calibri" w:cs="Calibri"/>
-                <w:i/>
-              </w:rPr>
-            </w:pPr>
             <w:r>
               <w:rPr>
                 <w:rFonts w:ascii="Calibri" w:hAnsi="Calibri" w:cs="Calibri"/>
-                <w:i/>
-              </w:rPr>
-              <w:t>Action Items to be discussed in the next meeting:</w:t>
+              </w:rPr>
+              <w:t>evaluation</w:t>
             </w:r>
-          </w:p>
-        </w:tc>
-      </w:tr>
-      <w:tr>
-        <w:trPr>
-          <w:trHeight w:val="281"/>
-        </w:trPr>
-        <w:tc>
-          <w:tcPr>
-            <w:tcW w:w="551" w:type="dxa"/>
-            <w:vAlign w:val="center"/>
-          </w:tcPr>
-          <w:p>
-            <w:pPr>
-              <w:numPr>
-                <w:ilvl w:val="0"/>
-                <w:numId w:val="24"/>
-              </w:numPr>
-              <w:ind w:left="245" w:hanging="202"/>
-              <w:rPr>
-                <w:rFonts w:ascii="Calibri" w:hAnsi="Calibri" w:cs="Calibri"/>
-              </w:rPr>
-            </w:pPr>
-          </w:p>
-        </w:tc>
-        <w:tc>
-          <w:tcPr>
-            <w:tcW w:w="9648" w:type="dxa"/>
-            <w:gridSpan w:val="2"/>
-            <w:vAlign w:val="center"/>
-          </w:tcPr>
-          <w:p>
-            <w:pPr>
-              <w:rPr>
-                <w:rFonts w:ascii="Calibri" w:hAnsi="Calibri" w:cs="Calibri"/>
-              </w:rPr>
-            </w:pPr>
+            <w:r>
+              <w:rPr>
+                <w:rFonts w:ascii="Calibri" w:hAnsi="Calibri" w:cs="Calibri"/>
+              </w:rPr>
+              <w:t xml:space="preserve"> results</w:t>
+            </w:r>
           </w:p>
         </w:tc>
       </w:tr>
@@ -3491,18 +3239,16 @@
 <w:hdr xmlns:wpc="http://schemas.microsoft.com/office/word/2010/wordprocessingCanvas" xmlns:cx="http://schemas.microsoft.com/office/drawing/2014/chartex" xmlns:cx1="http://schemas.microsoft.com/office/drawing/2015/9/8/chartex" xmlns:cx2="http://schemas.microsoft.com/office/drawing/2015/10/21/chartex" xmlns:cx3="http://schemas.microsoft.com/office/drawing/2016/5/9/chartex" xmlns:cx4="http://schemas.microsoft.com/office/drawing/2016/5/10/chartex" xmlns:cx5="http://schemas.microsoft.com/office/drawing/2016/5/11/chartex" xmlns:cx6="http://schemas.microsoft.com/office/drawing/2016/5/12/chartex" xmlns:cx7="http://schemas.microsoft.com/office/drawing/2016/5/13/chartex" xmlns:cx8="http://schemas.microsoft.com/office/drawing/2016/5/14/chartex" xmlns:mc="http://schemas.openxmlformats.org/markup-compatibility/2006" xmlns:aink="http://schemas.microsoft.com/office/drawing/2016/ink" xmlns:am3d="http://schemas.microsoft.com/office/drawing/2017/model3d" xmlns:o="urn:schemas-microsoft-com:office:office" xmlns:oel="http://schemas.microsoft.com/office/2019/extlst" xmlns:r="http://schemas.openxmlformats.org/officeDocument/2006/relationships" xmlns:m="http://schemas.openxmlformats.org/officeDocument/2006/math" xmlns:v="urn:schemas-microsoft-com:vml" xmlns:wp14="http://schemas.microsoft.com/office/word/2010/wordprocessingDrawing" xmlns:wp="http://schemas.openxmlformats.org/drawingml/2006/wordprocessingDrawing" xmlns:w10="urn:schemas-microsoft-com:office:word" xmlns:w="http://schemas.openxmlformats.org/wordprocessingml/2006/main" xmlns:w14="http://schemas.microsoft.com/office/word/2010/wordml" xmlns:w15="http://schemas.microsoft.com/office/word/2012/wordml" xmlns:w16cex="http://schemas.microsoft.com/office/word/2018/wordml/cex" xmlns:w16cid="http://schemas.microsoft.com/office/word/2016/wordml/cid" xmlns:w16="http://schemas.microsoft.com/office/word/2018/wordml" xmlns:w16du="http://schemas.microsoft.com/office/word/2023/wordml/word16du" xmlns:w16sdtdh="http://schemas.microsoft.com/office/word/2020/wordml/sdtdatahash" xmlns:w16sdtfl="http://schemas.microsoft.com/office/word/2024/wordml/sdtformatlock" xmlns:w16se="http://schemas.microsoft.com/office/word/2015/wordml/symex" xmlns:wpg="http://schemas.microsoft.com/office/word/2010/wordprocessingGroup" xmlns:wpi="http://schemas.microsoft.com/office/word/2010/wordprocessingInk" xmlns:wne="http://schemas.microsoft.com/office/word/2006/wordml" xmlns:wps="http://schemas.microsoft.com/office/word/2010/wordprocessingShape" mc:Ignorable="w14 w15 w16se w16cid w16 w16cex w16sdtdh w16sdtfl w16du wp14">
   <w:p>
     <w:pPr>
-      <w:pStyle w:val="Header"/>
-      <w:jc w:val="center"/>
-      <w:rPr>
-        <w:rFonts w:ascii="Arial" w:hAnsi="Arial" w:cs="Arial"/>
-        <w:b/>
-        <w:sz w:val="32"/>
-        <w:szCs w:val="32"/>
+      <w:pStyle w:val="Title"/>
+      <w:rPr>
+        <w:sz w:val="18"/>
+        <w:szCs w:val="18"/>
       </w:rPr>
     </w:pPr>
     <w:r>
       <w:rPr>
         <w:noProof/>
+        <w:color w:val="339FAD"/>
       </w:rPr>
       <w:drawing>
         <wp:anchor distT="0" distB="0" distL="114300" distR="114300" simplePos="0" relativeHeight="251658240" behindDoc="0" locked="0" layoutInCell="1" allowOverlap="1" wp14:anchorId="266BE48D" wp14:editId="3EC2DADC">
@@ -3564,40 +3310,6 @@
         </wp:anchor>
       </w:drawing>
     </w:r>
-  </w:p>
-  <w:p>
-    <w:pPr>
-      <w:pStyle w:val="Header"/>
-      <w:jc w:val="center"/>
-      <w:rPr>
-        <w:rFonts w:ascii="Arial" w:hAnsi="Arial" w:cs="Arial"/>
-        <w:b/>
-        <w:sz w:val="32"/>
-        <w:szCs w:val="32"/>
-      </w:rPr>
-    </w:pPr>
-  </w:p>
-  <w:p>
-    <w:pPr>
-      <w:pStyle w:val="Header"/>
-      <w:jc w:val="center"/>
-      <w:rPr>
-        <w:rFonts w:ascii="Arial" w:hAnsi="Arial" w:cs="Arial"/>
-        <w:b/>
-        <w:sz w:val="32"/>
-        <w:szCs w:val="32"/>
-      </w:rPr>
-    </w:pPr>
-  </w:p>
-  <w:p>
-    <w:pPr>
-      <w:pStyle w:val="Title"/>
-      <w:rPr>
-        <w:color w:val="339FAD"/>
-        <w:sz w:val="18"/>
-        <w:szCs w:val="18"/>
-      </w:rPr>
-    </w:pPr>
     <w:r>
       <w:rPr>
         <w:color w:val="339FAD"/>
@@ -4017,6 +3729,119 @@
     </w:lvl>
   </w:abstractNum>
   <w:abstractNum w:abstractNumId="4" w15:restartNumberingAfterBreak="0">
+    <w:nsid w:val="0AED493E"/>
+    <w:multiLevelType w:val="hybridMultilevel"/>
+    <w:tmpl w:val="35AEBE66"/>
+    <w:lvl w:ilvl="0" w:tplc="14090001">
+      <w:start w:val="1"/>
+      <w:numFmt w:val="bullet"/>
+      <w:lvlText w:val=""/>
+      <w:lvlJc w:val="left"/>
+      <w:pPr>
+        <w:ind w:left="1080" w:hanging="360"/>
+      </w:pPr>
+      <w:rPr>
+        <w:rFonts w:ascii="Symbol" w:hAnsi="Symbol" w:hint="default"/>
+      </w:rPr>
+    </w:lvl>
+    <w:lvl w:ilvl="1" w:tplc="14090003" w:tentative="1">
+      <w:start w:val="1"/>
+      <w:numFmt w:val="bullet"/>
+      <w:lvlText w:val="o"/>
+      <w:lvlJc w:val="left"/>
+      <w:pPr>
+        <w:ind w:left="1800" w:hanging="360"/>
+      </w:pPr>
+      <w:rPr>
+        <w:rFonts w:ascii="Courier New" w:hAnsi="Courier New" w:cs="Courier New" w:hint="default"/>
+      </w:rPr>
+    </w:lvl>
+    <w:lvl w:ilvl="2" w:tplc="14090005" w:tentative="1">
+      <w:start w:val="1"/>
+      <w:numFmt w:val="bullet"/>
+      <w:lvlText w:val=""/>
+      <w:lvlJc w:val="left"/>
+      <w:pPr>
+        <w:ind w:left="2520" w:hanging="360"/>
+      </w:pPr>
+      <w:rPr>
+        <w:rFonts w:ascii="Wingdings" w:hAnsi="Wingdings" w:hint="default"/>
+      </w:rPr>
+    </w:lvl>
+    <w:lvl w:ilvl="3" w:tplc="14090001" w:tentative="1">
+      <w:start w:val="1"/>
+      <w:numFmt w:val="bullet"/>
+      <w:lvlText w:val=""/>
+      <w:lvlJc w:val="left"/>
+      <w:pPr>
+        <w:ind w:left="3240" w:hanging="360"/>
+      </w:pPr>
+      <w:rPr>
+        <w:rFonts w:ascii="Symbol" w:hAnsi="Symbol" w:hint="default"/>
+      </w:rPr>
+    </w:lvl>
+    <w:lvl w:ilvl="4" w:tplc="14090003" w:tentative="1">
+      <w:start w:val="1"/>
+      <w:numFmt w:val="bullet"/>
+      <w:lvlText w:val="o"/>
+      <w:lvlJc w:val="left"/>
+      <w:pPr>
+        <w:ind w:left="3960" w:hanging="360"/>
+      </w:pPr>
+      <w:rPr>
+        <w:rFonts w:ascii="Courier New" w:hAnsi="Courier New" w:cs="Courier New" w:hint="default"/>
+      </w:rPr>
+    </w:lvl>
+    <w:lvl w:ilvl="5" w:tplc="14090005" w:tentative="1">
+      <w:start w:val="1"/>
+      <w:numFmt w:val="bullet"/>
+      <w:lvlText w:val=""/>
+      <w:lvlJc w:val="left"/>
+      <w:pPr>
+        <w:ind w:left="4680" w:hanging="360"/>
+      </w:pPr>
+      <w:rPr>
+        <w:rFonts w:ascii="Wingdings" w:hAnsi="Wingdings" w:hint="default"/>
+      </w:rPr>
+    </w:lvl>
+    <w:lvl w:ilvl="6" w:tplc="14090001" w:tentative="1">
+      <w:start w:val="1"/>
+      <w:numFmt w:val="bullet"/>
+      <w:lvlText w:val=""/>
+      <w:lvlJc w:val="left"/>
+      <w:pPr>
+        <w:ind w:left="5400" w:hanging="360"/>
+      </w:pPr>
+      <w:rPr>
+        <w:rFonts w:ascii="Symbol" w:hAnsi="Symbol" w:hint="default"/>
+      </w:rPr>
+    </w:lvl>
+    <w:lvl w:ilvl="7" w:tplc="14090003" w:tentative="1">
+      <w:start w:val="1"/>
+      <w:numFmt w:val="bullet"/>
+      <w:lvlText w:val="o"/>
+      <w:lvlJc w:val="left"/>
+      <w:pPr>
+        <w:ind w:left="6120" w:hanging="360"/>
+      </w:pPr>
+      <w:rPr>
+        <w:rFonts w:ascii="Courier New" w:hAnsi="Courier New" w:cs="Courier New" w:hint="default"/>
+      </w:rPr>
+    </w:lvl>
+    <w:lvl w:ilvl="8" w:tplc="14090005" w:tentative="1">
+      <w:start w:val="1"/>
+      <w:numFmt w:val="bullet"/>
+      <w:lvlText w:val=""/>
+      <w:lvlJc w:val="left"/>
+      <w:pPr>
+        <w:ind w:left="6840" w:hanging="360"/>
+      </w:pPr>
+      <w:rPr>
+        <w:rFonts w:ascii="Wingdings" w:hAnsi="Wingdings" w:hint="default"/>
+      </w:rPr>
+    </w:lvl>
+  </w:abstractNum>
+  <w:abstractNum w:abstractNumId="5" w15:restartNumberingAfterBreak="0">
     <w:nsid w:val="0B35A8CA"/>
     <w:multiLevelType w:val="multilevel"/>
     <w:tmpl w:val="6A0836B2"/>
@@ -4105,7 +3930,7 @@
       </w:pPr>
     </w:lvl>
   </w:abstractNum>
-  <w:abstractNum w:abstractNumId="5" w15:restartNumberingAfterBreak="0">
+  <w:abstractNum w:abstractNumId="6" w15:restartNumberingAfterBreak="0">
     <w:nsid w:val="0F0BB7C6"/>
     <w:multiLevelType w:val="multilevel"/>
     <w:tmpl w:val="7B34085C"/>
@@ -4191,7 +4016,7 @@
       </w:pPr>
     </w:lvl>
   </w:abstractNum>
-  <w:abstractNum w:abstractNumId="6" w15:restartNumberingAfterBreak="0">
+  <w:abstractNum w:abstractNumId="7" w15:restartNumberingAfterBreak="0">
     <w:nsid w:val="14998BB1"/>
     <w:multiLevelType w:val="multilevel"/>
     <w:tmpl w:val="2C587600"/>
@@ -4304,7 +4129,120 @@
       </w:pPr>
     </w:lvl>
   </w:abstractNum>
-  <w:abstractNum w:abstractNumId="7" w15:restartNumberingAfterBreak="0">
+  <w:abstractNum w:abstractNumId="8" w15:restartNumberingAfterBreak="0">
+    <w:nsid w:val="1999310C"/>
+    <w:multiLevelType w:val="hybridMultilevel"/>
+    <w:tmpl w:val="CAE6893A"/>
+    <w:lvl w:ilvl="0" w:tplc="14090001">
+      <w:start w:val="1"/>
+      <w:numFmt w:val="bullet"/>
+      <w:lvlText w:val=""/>
+      <w:lvlJc w:val="left"/>
+      <w:pPr>
+        <w:ind w:left="360" w:hanging="360"/>
+      </w:pPr>
+      <w:rPr>
+        <w:rFonts w:ascii="Symbol" w:hAnsi="Symbol" w:hint="default"/>
+      </w:rPr>
+    </w:lvl>
+    <w:lvl w:ilvl="1" w:tplc="14090003" w:tentative="1">
+      <w:start w:val="1"/>
+      <w:numFmt w:val="bullet"/>
+      <w:lvlText w:val="o"/>
+      <w:lvlJc w:val="left"/>
+      <w:pPr>
+        <w:ind w:left="1080" w:hanging="360"/>
+      </w:pPr>
+      <w:rPr>
+        <w:rFonts w:ascii="Courier New" w:hAnsi="Courier New" w:cs="Courier New" w:hint="default"/>
+      </w:rPr>
+    </w:lvl>
+    <w:lvl w:ilvl="2" w:tplc="14090005" w:tentative="1">
+      <w:start w:val="1"/>
+      <w:numFmt w:val="bullet"/>
+      <w:lvlText w:val=""/>
+      <w:lvlJc w:val="left"/>
+      <w:pPr>
+        <w:ind w:left="1800" w:hanging="360"/>
+      </w:pPr>
+      <w:rPr>
+        <w:rFonts w:ascii="Wingdings" w:hAnsi="Wingdings" w:hint="default"/>
+      </w:rPr>
+    </w:lvl>
+    <w:lvl w:ilvl="3" w:tplc="14090001" w:tentative="1">
+      <w:start w:val="1"/>
+      <w:numFmt w:val="bullet"/>
+      <w:lvlText w:val=""/>
+      <w:lvlJc w:val="left"/>
+      <w:pPr>
+        <w:ind w:left="2520" w:hanging="360"/>
+      </w:pPr>
+      <w:rPr>
+        <w:rFonts w:ascii="Symbol" w:hAnsi="Symbol" w:hint="default"/>
+      </w:rPr>
+    </w:lvl>
+    <w:lvl w:ilvl="4" w:tplc="14090003" w:tentative="1">
+      <w:start w:val="1"/>
+      <w:numFmt w:val="bullet"/>
+      <w:lvlText w:val="o"/>
+      <w:lvlJc w:val="left"/>
+      <w:pPr>
+        <w:ind w:left="3240" w:hanging="360"/>
+      </w:pPr>
+      <w:rPr>
+        <w:rFonts w:ascii="Courier New" w:hAnsi="Courier New" w:cs="Courier New" w:hint="default"/>
+      </w:rPr>
+    </w:lvl>
+    <w:lvl w:ilvl="5" w:tplc="14090005" w:tentative="1">
+      <w:start w:val="1"/>
+      <w:numFmt w:val="bullet"/>
+      <w:lvlText w:val=""/>
+      <w:lvlJc w:val="left"/>
+      <w:pPr>
+        <w:ind w:left="3960" w:hanging="360"/>
+      </w:pPr>
+      <w:rPr>
+        <w:rFonts w:ascii="Wingdings" w:hAnsi="Wingdings" w:hint="default"/>
+      </w:rPr>
+    </w:lvl>
+    <w:lvl w:ilvl="6" w:tplc="14090001" w:tentative="1">
+      <w:start w:val="1"/>
+      <w:numFmt w:val="bullet"/>
+      <w:lvlText w:val=""/>
+      <w:lvlJc w:val="left"/>
+      <w:pPr>
+        <w:ind w:left="4680" w:hanging="360"/>
+      </w:pPr>
+      <w:rPr>
+        <w:rFonts w:ascii="Symbol" w:hAnsi="Symbol" w:hint="default"/>
+      </w:rPr>
+    </w:lvl>
+    <w:lvl w:ilvl="7" w:tplc="14090003" w:tentative="1">
+      <w:start w:val="1"/>
+      <w:numFmt w:val="bullet"/>
+      <w:lvlText w:val="o"/>
+      <w:lvlJc w:val="left"/>
+      <w:pPr>
+        <w:ind w:left="5400" w:hanging="360"/>
+      </w:pPr>
+      <w:rPr>
+        <w:rFonts w:ascii="Courier New" w:hAnsi="Courier New" w:cs="Courier New" w:hint="default"/>
+      </w:rPr>
+    </w:lvl>
+    <w:lvl w:ilvl="8" w:tplc="14090005" w:tentative="1">
+      <w:start w:val="1"/>
+      <w:numFmt w:val="bullet"/>
+      <w:lvlText w:val=""/>
+      <w:lvlJc w:val="left"/>
+      <w:pPr>
+        <w:ind w:left="6120" w:hanging="360"/>
+      </w:pPr>
+      <w:rPr>
+        <w:rFonts w:ascii="Wingdings" w:hAnsi="Wingdings" w:hint="default"/>
+      </w:rPr>
+    </w:lvl>
+  </w:abstractNum>
+  <w:abstractNum w:abstractNumId="9" w15:restartNumberingAfterBreak="0">
     <w:nsid w:val="2CE95D4B"/>
     <w:multiLevelType w:val="multilevel"/>
     <w:tmpl w:val="320EB286"/>
@@ -4393,7 +4331,7 @@
       </w:pPr>
     </w:lvl>
   </w:abstractNum>
-  <w:abstractNum w:abstractNumId="8" w15:restartNumberingAfterBreak="0">
+  <w:abstractNum w:abstractNumId="10" w15:restartNumberingAfterBreak="0">
     <w:nsid w:val="30A845C0"/>
     <w:multiLevelType w:val="multilevel"/>
     <w:tmpl w:val="56DE1DF4"/>
@@ -4482,7 +4420,7 @@
       </w:pPr>
     </w:lvl>
   </w:abstractNum>
-  <w:abstractNum w:abstractNumId="9" w15:restartNumberingAfterBreak="0">
+  <w:abstractNum w:abstractNumId="11" w15:restartNumberingAfterBreak="0">
     <w:nsid w:val="36291E20"/>
     <w:multiLevelType w:val="multilevel"/>
     <w:tmpl w:val="BD281CC4"/>
@@ -4571,7 +4509,7 @@
       </w:pPr>
     </w:lvl>
   </w:abstractNum>
-  <w:abstractNum w:abstractNumId="10" w15:restartNumberingAfterBreak="0">
+  <w:abstractNum w:abstractNumId="12" w15:restartNumberingAfterBreak="0">
     <w:nsid w:val="37427B17"/>
     <w:multiLevelType w:val="multilevel"/>
     <w:tmpl w:val="3F1EE75A"/>
@@ -4657,7 +4595,7 @@
       </w:pPr>
     </w:lvl>
   </w:abstractNum>
-  <w:abstractNum w:abstractNumId="11" w15:restartNumberingAfterBreak="0">
+  <w:abstractNum w:abstractNumId="13" w15:restartNumberingAfterBreak="0">
     <w:nsid w:val="379F2365"/>
     <w:multiLevelType w:val="multilevel"/>
     <w:tmpl w:val="1D082FEE"/>
@@ -4743,7 +4681,7 @@
       </w:pPr>
     </w:lvl>
   </w:abstractNum>
-  <w:abstractNum w:abstractNumId="12" w15:restartNumberingAfterBreak="0">
+  <w:abstractNum w:abstractNumId="14" w15:restartNumberingAfterBreak="0">
     <w:nsid w:val="387AF4E1"/>
     <w:multiLevelType w:val="multilevel"/>
     <w:tmpl w:val="0E88BAF8"/>
@@ -4856,7 +4794,7 @@
       </w:rPr>
     </w:lvl>
   </w:abstractNum>
-  <w:abstractNum w:abstractNumId="13" w15:restartNumberingAfterBreak="0">
+  <w:abstractNum w:abstractNumId="15" w15:restartNumberingAfterBreak="0">
     <w:nsid w:val="3D2D65A5"/>
     <w:multiLevelType w:val="multilevel"/>
     <w:tmpl w:val="9D6E1620"/>
@@ -4942,7 +4880,233 @@
       </w:pPr>
     </w:lvl>
   </w:abstractNum>
-  <w:abstractNum w:abstractNumId="14" w15:restartNumberingAfterBreak="0">
+  <w:abstractNum w:abstractNumId="16" w15:restartNumberingAfterBreak="0">
+    <w:nsid w:val="3D4F39BF"/>
+    <w:multiLevelType w:val="hybridMultilevel"/>
+    <w:tmpl w:val="073A8026"/>
+    <w:lvl w:ilvl="0" w:tplc="14090001">
+      <w:start w:val="1"/>
+      <w:numFmt w:val="bullet"/>
+      <w:lvlText w:val=""/>
+      <w:lvlJc w:val="left"/>
+      <w:pPr>
+        <w:ind w:left="360" w:hanging="360"/>
+      </w:pPr>
+      <w:rPr>
+        <w:rFonts w:ascii="Symbol" w:hAnsi="Symbol" w:hint="default"/>
+      </w:rPr>
+    </w:lvl>
+    <w:lvl w:ilvl="1" w:tplc="14090003" w:tentative="1">
+      <w:start w:val="1"/>
+      <w:numFmt w:val="bullet"/>
+      <w:lvlText w:val="o"/>
+      <w:lvlJc w:val="left"/>
+      <w:pPr>
+        <w:ind w:left="1080" w:hanging="360"/>
+      </w:pPr>
+      <w:rPr>
+        <w:rFonts w:ascii="Courier New" w:hAnsi="Courier New" w:cs="Courier New" w:hint="default"/>
+      </w:rPr>
+    </w:lvl>
+    <w:lvl w:ilvl="2" w:tplc="14090005" w:tentative="1">
+      <w:start w:val="1"/>
+      <w:numFmt w:val="bullet"/>
+      <w:lvlText w:val=""/>
+      <w:lvlJc w:val="left"/>
+      <w:pPr>
+        <w:ind w:left="1800" w:hanging="360"/>
+      </w:pPr>
+      <w:rPr>
+        <w:rFonts w:ascii="Wingdings" w:hAnsi="Wingdings" w:hint="default"/>
+      </w:rPr>
+    </w:lvl>
+    <w:lvl w:ilvl="3" w:tplc="14090001" w:tentative="1">
+      <w:start w:val="1"/>
+      <w:numFmt w:val="bullet"/>
+      <w:lvlText w:val=""/>
+      <w:lvlJc w:val="left"/>
+      <w:pPr>
+        <w:ind w:left="2520" w:hanging="360"/>
+      </w:pPr>
+      <w:rPr>
+        <w:rFonts w:ascii="Symbol" w:hAnsi="Symbol" w:hint="default"/>
+      </w:rPr>
+    </w:lvl>
+    <w:lvl w:ilvl="4" w:tplc="14090003" w:tentative="1">
+      <w:start w:val="1"/>
+      <w:numFmt w:val="bullet"/>
+      <w:lvlText w:val="o"/>
+      <w:lvlJc w:val="left"/>
+      <w:pPr>
+        <w:ind w:left="3240" w:hanging="360"/>
+      </w:pPr>
+      <w:rPr>
+        <w:rFonts w:ascii="Courier New" w:hAnsi="Courier New" w:cs="Courier New" w:hint="default"/>
+      </w:rPr>
+    </w:lvl>
+    <w:lvl w:ilvl="5" w:tplc="14090005" w:tentative="1">
+      <w:start w:val="1"/>
+      <w:numFmt w:val="bullet"/>
+      <w:lvlText w:val=""/>
+      <w:lvlJc w:val="left"/>
+      <w:pPr>
+        <w:ind w:left="3960" w:hanging="360"/>
+      </w:pPr>
+      <w:rPr>
+        <w:rFonts w:ascii="Wingdings" w:hAnsi="Wingdings" w:hint="default"/>
+      </w:rPr>
+    </w:lvl>
+    <w:lvl w:ilvl="6" w:tplc="14090001" w:tentative="1">
+      <w:start w:val="1"/>
+      <w:numFmt w:val="bullet"/>
+      <w:lvlText w:val=""/>
+      <w:lvlJc w:val="left"/>
+      <w:pPr>
+        <w:ind w:left="4680" w:hanging="360"/>
+      </w:pPr>
+      <w:rPr>
+        <w:rFonts w:ascii="Symbol" w:hAnsi="Symbol" w:hint="default"/>
+      </w:rPr>
+    </w:lvl>
+    <w:lvl w:ilvl="7" w:tplc="14090003" w:tentative="1">
+      <w:start w:val="1"/>
+      <w:numFmt w:val="bullet"/>
+      <w:lvlText w:val="o"/>
+      <w:lvlJc w:val="left"/>
+      <w:pPr>
+        <w:ind w:left="5400" w:hanging="360"/>
+      </w:pPr>
+      <w:rPr>
+        <w:rFonts w:ascii="Courier New" w:hAnsi="Courier New" w:cs="Courier New" w:hint="default"/>
+      </w:rPr>
+    </w:lvl>
+    <w:lvl w:ilvl="8" w:tplc="14090005" w:tentative="1">
+      <w:start w:val="1"/>
+      <w:numFmt w:val="bullet"/>
+      <w:lvlText w:val=""/>
+      <w:lvlJc w:val="left"/>
+      <w:pPr>
+        <w:ind w:left="6120" w:hanging="360"/>
+      </w:pPr>
+      <w:rPr>
+        <w:rFonts w:ascii="Wingdings" w:hAnsi="Wingdings" w:hint="default"/>
+      </w:rPr>
+    </w:lvl>
+  </w:abstractNum>
+  <w:abstractNum w:abstractNumId="17" w15:restartNumberingAfterBreak="0">
+    <w:nsid w:val="40733FBA"/>
+    <w:multiLevelType w:val="hybridMultilevel"/>
+    <w:tmpl w:val="011AA822"/>
+    <w:lvl w:ilvl="0" w:tplc="14090001">
+      <w:start w:val="1"/>
+      <w:numFmt w:val="bullet"/>
+      <w:lvlText w:val=""/>
+      <w:lvlJc w:val="left"/>
+      <w:pPr>
+        <w:ind w:left="360" w:hanging="360"/>
+      </w:pPr>
+      <w:rPr>
+        <w:rFonts w:ascii="Symbol" w:hAnsi="Symbol" w:hint="default"/>
+      </w:rPr>
+    </w:lvl>
+    <w:lvl w:ilvl="1" w:tplc="14090003" w:tentative="1">
+      <w:start w:val="1"/>
+      <w:numFmt w:val="bullet"/>
+      <w:lvlText w:val="o"/>
+      <w:lvlJc w:val="left"/>
+      <w:pPr>
+        <w:ind w:left="1080" w:hanging="360"/>
+      </w:pPr>
+      <w:rPr>
+        <w:rFonts w:ascii="Courier New" w:hAnsi="Courier New" w:cs="Courier New" w:hint="default"/>
+      </w:rPr>
+    </w:lvl>
+    <w:lvl w:ilvl="2" w:tplc="14090005" w:tentative="1">
+      <w:start w:val="1"/>
+      <w:numFmt w:val="bullet"/>
+      <w:lvlText w:val=""/>
+      <w:lvlJc w:val="left"/>
+      <w:pPr>
+        <w:ind w:left="1800" w:hanging="360"/>
+      </w:pPr>
+      <w:rPr>
+        <w:rFonts w:ascii="Wingdings" w:hAnsi="Wingdings" w:hint="default"/>
+      </w:rPr>
+    </w:lvl>
+    <w:lvl w:ilvl="3" w:tplc="14090001" w:tentative="1">
+      <w:start w:val="1"/>
+      <w:numFmt w:val="bullet"/>
+      <w:lvlText w:val=""/>
+      <w:lvlJc w:val="left"/>
+      <w:pPr>
+        <w:ind w:left="2520" w:hanging="360"/>
+      </w:pPr>
+      <w:rPr>
+        <w:rFonts w:ascii="Symbol" w:hAnsi="Symbol" w:hint="default"/>
+      </w:rPr>
+    </w:lvl>
+    <w:lvl w:ilvl="4" w:tplc="14090003" w:tentative="1">
+      <w:start w:val="1"/>
+      <w:numFmt w:val="bullet"/>
+      <w:lvlText w:val="o"/>
+      <w:lvlJc w:val="left"/>
+      <w:pPr>
+        <w:ind w:left="3240" w:hanging="360"/>
+      </w:pPr>
+      <w:rPr>
+        <w:rFonts w:ascii="Courier New" w:hAnsi="Courier New" w:cs="Courier New" w:hint="default"/>
+      </w:rPr>
+    </w:lvl>
+    <w:lvl w:ilvl="5" w:tplc="14090005" w:tentative="1">
+      <w:start w:val="1"/>
+      <w:numFmt w:val="bullet"/>
+      <w:lvlText w:val=""/>
+      <w:lvlJc w:val="left"/>
+      <w:pPr>
+        <w:ind w:left="3960" w:hanging="360"/>
+      </w:pPr>
+      <w:rPr>
+        <w:rFonts w:ascii="Wingdings" w:hAnsi="Wingdings" w:hint="default"/>
+      </w:rPr>
+    </w:lvl>
+    <w:lvl w:ilvl="6" w:tplc="14090001" w:tentative="1">
+      <w:start w:val="1"/>
+      <w:numFmt w:val="bullet"/>
+      <w:lvlText w:val=""/>
+      <w:lvlJc w:val="left"/>
+      <w:pPr>
+        <w:ind w:left="4680" w:hanging="360"/>
+      </w:pPr>
+      <w:rPr>
+        <w:rFonts w:ascii="Symbol" w:hAnsi="Symbol" w:hint="default"/>
+      </w:rPr>
+    </w:lvl>
+    <w:lvl w:ilvl="7" w:tplc="14090003" w:tentative="1">
+      <w:start w:val="1"/>
+      <w:numFmt w:val="bullet"/>
+      <w:lvlText w:val="o"/>
+      <w:lvlJc w:val="left"/>
+      <w:pPr>
+        <w:ind w:left="5400" w:hanging="360"/>
+      </w:pPr>
+      <w:rPr>
+        <w:rFonts w:ascii="Courier New" w:hAnsi="Courier New" w:cs="Courier New" w:hint="default"/>
+      </w:rPr>
+    </w:lvl>
+    <w:lvl w:ilvl="8" w:tplc="14090005" w:tentative="1">
+      <w:start w:val="1"/>
+      <w:numFmt w:val="bullet"/>
+      <w:lvlText w:val=""/>
+      <w:lvlJc w:val="left"/>
+      <w:pPr>
+        <w:ind w:left="6120" w:hanging="360"/>
+      </w:pPr>
+      <w:rPr>
+        <w:rFonts w:ascii="Wingdings" w:hAnsi="Wingdings" w:hint="default"/>
+      </w:rPr>
+    </w:lvl>
+  </w:abstractNum>
+  <w:abstractNum w:abstractNumId="18" w15:restartNumberingAfterBreak="0">
     <w:nsid w:val="416EEBE3"/>
     <w:multiLevelType w:val="multilevel"/>
     <w:tmpl w:val="B310DDB4"/>
@@ -5028,7 +5192,7 @@
       </w:pPr>
     </w:lvl>
   </w:abstractNum>
-  <w:abstractNum w:abstractNumId="15" w15:restartNumberingAfterBreak="0">
+  <w:abstractNum w:abstractNumId="19" w15:restartNumberingAfterBreak="0">
     <w:nsid w:val="44317D8C"/>
     <w:multiLevelType w:val="multilevel"/>
     <w:tmpl w:val="FEFCB638"/>
@@ -5117,7 +5281,7 @@
       </w:pPr>
     </w:lvl>
   </w:abstractNum>
-  <w:abstractNum w:abstractNumId="16" w15:restartNumberingAfterBreak="0">
+  <w:abstractNum w:abstractNumId="20" w15:restartNumberingAfterBreak="0">
     <w:nsid w:val="4886B3E5"/>
     <w:multiLevelType w:val="multilevel"/>
     <w:tmpl w:val="3E246054"/>
@@ -5231,7 +5395,7 @@
       </w:rPr>
     </w:lvl>
   </w:abstractNum>
-  <w:abstractNum w:abstractNumId="17" w15:restartNumberingAfterBreak="0">
+  <w:abstractNum w:abstractNumId="21" w15:restartNumberingAfterBreak="0">
     <w:nsid w:val="4F6865FA"/>
     <w:multiLevelType w:val="multilevel"/>
     <w:tmpl w:val="5C8861C0"/>
@@ -5344,7 +5508,7 @@
       </w:rPr>
     </w:lvl>
   </w:abstractNum>
-  <w:abstractNum w:abstractNumId="18" w15:restartNumberingAfterBreak="0">
+  <w:abstractNum w:abstractNumId="22" w15:restartNumberingAfterBreak="0">
     <w:nsid w:val="527E4699"/>
     <w:multiLevelType w:val="hybridMultilevel"/>
     <w:tmpl w:val="466C2F2C"/>
@@ -5457,7 +5621,7 @@
       </w:rPr>
     </w:lvl>
   </w:abstractNum>
-  <w:abstractNum w:abstractNumId="19" w15:restartNumberingAfterBreak="0">
+  <w:abstractNum w:abstractNumId="23" w15:restartNumberingAfterBreak="0">
     <w:nsid w:val="53077664"/>
     <w:multiLevelType w:val="multilevel"/>
     <w:tmpl w:val="AD1474EA"/>
@@ -5569,7 +5733,7 @@
       </w:rPr>
     </w:lvl>
   </w:abstractNum>
-  <w:abstractNum w:abstractNumId="20" w15:restartNumberingAfterBreak="0">
+  <w:abstractNum w:abstractNumId="24" w15:restartNumberingAfterBreak="0">
     <w:nsid w:val="59A520E4"/>
     <w:multiLevelType w:val="hybridMultilevel"/>
     <w:tmpl w:val="3CE6BD5C"/>
@@ -5682,7 +5846,7 @@
       </w:rPr>
     </w:lvl>
   </w:abstractNum>
-  <w:abstractNum w:abstractNumId="21" w15:restartNumberingAfterBreak="0">
+  <w:abstractNum w:abstractNumId="25" w15:restartNumberingAfterBreak="0">
     <w:nsid w:val="5A27C7C2"/>
     <w:multiLevelType w:val="multilevel"/>
     <w:tmpl w:val="6DF8602C"/>
@@ -5771,7 +5935,7 @@
       </w:pPr>
     </w:lvl>
   </w:abstractNum>
-  <w:abstractNum w:abstractNumId="22" w15:restartNumberingAfterBreak="0">
+  <w:abstractNum w:abstractNumId="26" w15:restartNumberingAfterBreak="0">
     <w:nsid w:val="5A3BD8B8"/>
     <w:multiLevelType w:val="multilevel"/>
     <w:tmpl w:val="16DE8576"/>
@@ -5860,7 +6024,7 @@
       </w:pPr>
     </w:lvl>
   </w:abstractNum>
-  <w:abstractNum w:abstractNumId="23" w15:restartNumberingAfterBreak="0">
+  <w:abstractNum w:abstractNumId="27" w15:restartNumberingAfterBreak="0">
     <w:nsid w:val="5C2C37E5"/>
     <w:multiLevelType w:val="multilevel"/>
     <w:tmpl w:val="5B3A1E58"/>
@@ -5973,7 +6137,7 @@
       </w:pPr>
     </w:lvl>
   </w:abstractNum>
-  <w:abstractNum w:abstractNumId="24" w15:restartNumberingAfterBreak="0">
+  <w:abstractNum w:abstractNumId="28" w15:restartNumberingAfterBreak="0">
     <w:nsid w:val="5D79C123"/>
     <w:multiLevelType w:val="hybridMultilevel"/>
     <w:tmpl w:val="21FC017E"/>
@@ -6059,7 +6223,7 @@
       </w:pPr>
     </w:lvl>
   </w:abstractNum>
-  <w:abstractNum w:abstractNumId="25" w15:restartNumberingAfterBreak="0">
+  <w:abstractNum w:abstractNumId="29" w15:restartNumberingAfterBreak="0">
     <w:nsid w:val="6C6B3301"/>
     <w:multiLevelType w:val="hybridMultilevel"/>
     <w:tmpl w:val="6AB065A4"/>
@@ -6172,7 +6336,7 @@
       </w:rPr>
     </w:lvl>
   </w:abstractNum>
-  <w:abstractNum w:abstractNumId="26" w15:restartNumberingAfterBreak="0">
+  <w:abstractNum w:abstractNumId="30" w15:restartNumberingAfterBreak="0">
     <w:nsid w:val="6CD1C91E"/>
     <w:multiLevelType w:val="multilevel"/>
     <w:tmpl w:val="290AB7CE"/>
@@ -6285,7 +6449,7 @@
       </w:rPr>
     </w:lvl>
   </w:abstractNum>
-  <w:abstractNum w:abstractNumId="27" w15:restartNumberingAfterBreak="0">
+  <w:abstractNum w:abstractNumId="31" w15:restartNumberingAfterBreak="0">
     <w:nsid w:val="72151614"/>
     <w:multiLevelType w:val="multilevel"/>
     <w:tmpl w:val="88D4B7D2"/>
@@ -6374,7 +6538,7 @@
       </w:pPr>
     </w:lvl>
   </w:abstractNum>
-  <w:abstractNum w:abstractNumId="28" w15:restartNumberingAfterBreak="0">
+  <w:abstractNum w:abstractNumId="32" w15:restartNumberingAfterBreak="0">
     <w:nsid w:val="7240EF1B"/>
     <w:multiLevelType w:val="hybridMultilevel"/>
     <w:tmpl w:val="106A073E"/>
@@ -6487,7 +6651,7 @@
       </w:rPr>
     </w:lvl>
   </w:abstractNum>
-  <w:abstractNum w:abstractNumId="29" w15:restartNumberingAfterBreak="0">
+  <w:abstractNum w:abstractNumId="33" w15:restartNumberingAfterBreak="0">
     <w:nsid w:val="74C1BF63"/>
     <w:multiLevelType w:val="multilevel"/>
     <w:tmpl w:val="B0E26540"/>
@@ -6573,7 +6737,120 @@
       </w:pPr>
     </w:lvl>
   </w:abstractNum>
-  <w:abstractNum w:abstractNumId="30" w15:restartNumberingAfterBreak="0">
+  <w:abstractNum w:abstractNumId="34" w15:restartNumberingAfterBreak="0">
+    <w:nsid w:val="76002A09"/>
+    <w:multiLevelType w:val="hybridMultilevel"/>
+    <w:tmpl w:val="CF96291A"/>
+    <w:lvl w:ilvl="0" w:tplc="14090001">
+      <w:start w:val="1"/>
+      <w:numFmt w:val="bullet"/>
+      <w:lvlText w:val=""/>
+      <w:lvlJc w:val="left"/>
+      <w:pPr>
+        <w:ind w:left="360" w:hanging="360"/>
+      </w:pPr>
+      <w:rPr>
+        <w:rFonts w:ascii="Symbol" w:hAnsi="Symbol" w:hint="default"/>
+      </w:rPr>
+    </w:lvl>
+    <w:lvl w:ilvl="1" w:tplc="14090003" w:tentative="1">
+      <w:start w:val="1"/>
+      <w:numFmt w:val="bullet"/>
+      <w:lvlText w:val="o"/>
+      <w:lvlJc w:val="left"/>
+      <w:pPr>
+        <w:ind w:left="1080" w:hanging="360"/>
+      </w:pPr>
+      <w:rPr>
+        <w:rFonts w:ascii="Courier New" w:hAnsi="Courier New" w:cs="Courier New" w:hint="default"/>
+      </w:rPr>
+    </w:lvl>
+    <w:lvl w:ilvl="2" w:tplc="14090005" w:tentative="1">
+      <w:start w:val="1"/>
+      <w:numFmt w:val="bullet"/>
+      <w:lvlText w:val=""/>
+      <w:lvlJc w:val="left"/>
+      <w:pPr>
+        <w:ind w:left="1800" w:hanging="360"/>
+      </w:pPr>
+      <w:rPr>
+        <w:rFonts w:ascii="Wingdings" w:hAnsi="Wingdings" w:hint="default"/>
+      </w:rPr>
+    </w:lvl>
+    <w:lvl w:ilvl="3" w:tplc="14090001" w:tentative="1">
+      <w:start w:val="1"/>
+      <w:numFmt w:val="bullet"/>
+      <w:lvlText w:val=""/>
+      <w:lvlJc w:val="left"/>
+      <w:pPr>
+        <w:ind w:left="2520" w:hanging="360"/>
+      </w:pPr>
+      <w:rPr>
+        <w:rFonts w:ascii="Symbol" w:hAnsi="Symbol" w:hint="default"/>
+      </w:rPr>
+    </w:lvl>
+    <w:lvl w:ilvl="4" w:tplc="14090003" w:tentative="1">
+      <w:start w:val="1"/>
+      <w:numFmt w:val="bullet"/>
+      <w:lvlText w:val="o"/>
+      <w:lvlJc w:val="left"/>
+      <w:pPr>
+        <w:ind w:left="3240" w:hanging="360"/>
+      </w:pPr>
+      <w:rPr>
+        <w:rFonts w:ascii="Courier New" w:hAnsi="Courier New" w:cs="Courier New" w:hint="default"/>
+      </w:rPr>
+    </w:lvl>
+    <w:lvl w:ilvl="5" w:tplc="14090005" w:tentative="1">
+      <w:start w:val="1"/>
+      <w:numFmt w:val="bullet"/>
+      <w:lvlText w:val=""/>
+      <w:lvlJc w:val="left"/>
+      <w:pPr>
+        <w:ind w:left="3960" w:hanging="360"/>
+      </w:pPr>
+      <w:rPr>
+        <w:rFonts w:ascii="Wingdings" w:hAnsi="Wingdings" w:hint="default"/>
+      </w:rPr>
+    </w:lvl>
+    <w:lvl w:ilvl="6" w:tplc="14090001" w:tentative="1">
+      <w:start w:val="1"/>
+      <w:numFmt w:val="bullet"/>
+      <w:lvlText w:val=""/>
+      <w:lvlJc w:val="left"/>
+      <w:pPr>
+        <w:ind w:left="4680" w:hanging="360"/>
+      </w:pPr>
+      <w:rPr>
+        <w:rFonts w:ascii="Symbol" w:hAnsi="Symbol" w:hint="default"/>
+      </w:rPr>
+    </w:lvl>
+    <w:lvl w:ilvl="7" w:tplc="14090003" w:tentative="1">
+      <w:start w:val="1"/>
+      <w:numFmt w:val="bullet"/>
+      <w:lvlText w:val="o"/>
+      <w:lvlJc w:val="left"/>
+      <w:pPr>
+        <w:ind w:left="5400" w:hanging="360"/>
+      </w:pPr>
+      <w:rPr>
+        <w:rFonts w:ascii="Courier New" w:hAnsi="Courier New" w:cs="Courier New" w:hint="default"/>
+      </w:rPr>
+    </w:lvl>
+    <w:lvl w:ilvl="8" w:tplc="14090005" w:tentative="1">
+      <w:start w:val="1"/>
+      <w:numFmt w:val="bullet"/>
+      <w:lvlText w:val=""/>
+      <w:lvlJc w:val="left"/>
+      <w:pPr>
+        <w:ind w:left="6120" w:hanging="360"/>
+      </w:pPr>
+      <w:rPr>
+        <w:rFonts w:ascii="Wingdings" w:hAnsi="Wingdings" w:hint="default"/>
+      </w:rPr>
+    </w:lvl>
+  </w:abstractNum>
+  <w:abstractNum w:abstractNumId="35" w15:restartNumberingAfterBreak="0">
     <w:nsid w:val="76B7A28F"/>
     <w:multiLevelType w:val="multilevel"/>
     <w:tmpl w:val="1A2ED8B4"/>
@@ -6659,7 +6936,7 @@
       </w:pPr>
     </w:lvl>
   </w:abstractNum>
-  <w:abstractNum w:abstractNumId="31" w15:restartNumberingAfterBreak="0">
+  <w:abstractNum w:abstractNumId="36" w15:restartNumberingAfterBreak="0">
     <w:nsid w:val="7EE7D75B"/>
     <w:multiLevelType w:val="multilevel"/>
     <w:tmpl w:val="F4D0737A"/>
@@ -6752,97 +7029,112 @@
     <w:abstractNumId w:val="2"/>
   </w:num>
   <w:num w:numId="2" w16cid:durableId="1803958785">
-    <w:abstractNumId w:val="28"/>
+    <w:abstractNumId w:val="32"/>
   </w:num>
   <w:num w:numId="3" w16cid:durableId="1425882371">
-    <w:abstractNumId w:val="25"/>
+    <w:abstractNumId w:val="29"/>
   </w:num>
   <w:num w:numId="4" w16cid:durableId="1167162890">
-    <w:abstractNumId w:val="18"/>
+    <w:abstractNumId w:val="22"/>
   </w:num>
   <w:num w:numId="5" w16cid:durableId="872882785">
-    <w:abstractNumId w:val="20"/>
+    <w:abstractNumId w:val="24"/>
   </w:num>
   <w:num w:numId="6" w16cid:durableId="861210992">
     <w:abstractNumId w:val="1"/>
   </w:num>
   <w:num w:numId="7" w16cid:durableId="1276211955">
-    <w:abstractNumId w:val="24"/>
+    <w:abstractNumId w:val="28"/>
   </w:num>
   <w:num w:numId="8" w16cid:durableId="875234771">
-    <w:abstractNumId w:val="23"/>
+    <w:abstractNumId w:val="27"/>
   </w:num>
   <w:num w:numId="9" w16cid:durableId="1256476930">
-    <w:abstractNumId w:val="6"/>
+    <w:abstractNumId w:val="7"/>
   </w:num>
   <w:num w:numId="10" w16cid:durableId="1959682363">
-    <w:abstractNumId w:val="16"/>
+    <w:abstractNumId w:val="20"/>
   </w:num>
   <w:num w:numId="11" w16cid:durableId="178669051">
-    <w:abstractNumId w:val="14"/>
+    <w:abstractNumId w:val="18"/>
   </w:num>
   <w:num w:numId="12" w16cid:durableId="1714383837">
-    <w:abstractNumId w:val="29"/>
+    <w:abstractNumId w:val="33"/>
   </w:num>
   <w:num w:numId="13" w16cid:durableId="1298145057">
-    <w:abstractNumId w:val="30"/>
+    <w:abstractNumId w:val="35"/>
   </w:num>
   <w:num w:numId="14" w16cid:durableId="1097673520">
+    <w:abstractNumId w:val="13"/>
+  </w:num>
+  <w:num w:numId="15" w16cid:durableId="565918625">
+    <w:abstractNumId w:val="15"/>
+  </w:num>
+  <w:num w:numId="16" w16cid:durableId="1700618496">
+    <w:abstractNumId w:val="5"/>
+  </w:num>
+  <w:num w:numId="17" w16cid:durableId="2056929447">
+    <w:abstractNumId w:val="36"/>
+  </w:num>
+  <w:num w:numId="18" w16cid:durableId="2048067548">
+    <w:abstractNumId w:val="10"/>
+  </w:num>
+  <w:num w:numId="19" w16cid:durableId="627055466">
+    <w:abstractNumId w:val="25"/>
+  </w:num>
+  <w:num w:numId="20" w16cid:durableId="1511526739">
     <w:abstractNumId w:val="11"/>
   </w:num>
-  <w:num w:numId="15" w16cid:durableId="565918625">
-    <w:abstractNumId w:val="13"/>
+  <w:num w:numId="21" w16cid:durableId="1132018205">
+    <w:abstractNumId w:val="26"/>
   </w:num>
-  <w:num w:numId="16" w16cid:durableId="1700618496">
-    <w:abstractNumId w:val="4"/>
+  <w:num w:numId="22" w16cid:durableId="459306463">
+    <w:abstractNumId w:val="9"/>
   </w:num>
-  <w:num w:numId="17" w16cid:durableId="2056929447">
+  <w:num w:numId="23" w16cid:durableId="1054816001">
     <w:abstractNumId w:val="31"/>
   </w:num>
-  <w:num w:numId="18" w16cid:durableId="2048067548">
-    <w:abstractNumId w:val="8"/>
-  </w:num>
-  <w:num w:numId="19" w16cid:durableId="627055466">
-    <w:abstractNumId w:val="21"/>
-  </w:num>
-  <w:num w:numId="20" w16cid:durableId="1511526739">
-    <w:abstractNumId w:val="9"/>
-  </w:num>
-  <w:num w:numId="21" w16cid:durableId="1132018205">
-    <w:abstractNumId w:val="22"/>
-  </w:num>
-  <w:num w:numId="22" w16cid:durableId="459306463">
-    <w:abstractNumId w:val="7"/>
-  </w:num>
-  <w:num w:numId="23" w16cid:durableId="1054816001">
-    <w:abstractNumId w:val="27"/>
-  </w:num>
   <w:num w:numId="24" w16cid:durableId="1291326316">
-    <w:abstractNumId w:val="15"/>
+    <w:abstractNumId w:val="19"/>
   </w:num>
   <w:num w:numId="25" w16cid:durableId="1024205771">
-    <w:abstractNumId w:val="10"/>
+    <w:abstractNumId w:val="12"/>
   </w:num>
   <w:num w:numId="26" w16cid:durableId="588277535">
     <w:abstractNumId w:val="3"/>
   </w:num>
   <w:num w:numId="27" w16cid:durableId="757143153">
-    <w:abstractNumId w:val="5"/>
+    <w:abstractNumId w:val="6"/>
   </w:num>
   <w:num w:numId="28" w16cid:durableId="550386812">
     <w:abstractNumId w:val="0"/>
   </w:num>
   <w:num w:numId="29" w16cid:durableId="16122705">
-    <w:abstractNumId w:val="26"/>
+    <w:abstractNumId w:val="30"/>
   </w:num>
   <w:num w:numId="30" w16cid:durableId="1972975897">
-    <w:abstractNumId w:val="12"/>
+    <w:abstractNumId w:val="14"/>
   </w:num>
   <w:num w:numId="31" w16cid:durableId="1668824974">
+    <w:abstractNumId w:val="21"/>
+  </w:num>
+  <w:num w:numId="32" w16cid:durableId="775060665">
+    <w:abstractNumId w:val="23"/>
+  </w:num>
+  <w:num w:numId="33" w16cid:durableId="2033720615">
+    <w:abstractNumId w:val="8"/>
+  </w:num>
+  <w:num w:numId="34" w16cid:durableId="1644895020">
+    <w:abstractNumId w:val="4"/>
+  </w:num>
+  <w:num w:numId="35" w16cid:durableId="925043400">
     <w:abstractNumId w:val="17"/>
   </w:num>
-  <w:num w:numId="32" w16cid:durableId="775060665">
-    <w:abstractNumId w:val="19"/>
+  <w:num w:numId="36" w16cid:durableId="1242714735">
+    <w:abstractNumId w:val="16"/>
+  </w:num>
+  <w:num w:numId="37" w16cid:durableId="867639687">
+    <w:abstractNumId w:val="34"/>
   </w:num>
 </w:numbering>
 </file>
@@ -7955,7 +8247,7 @@
       </w:tcPr>
     </w:tblStylePr>
   </w:style>
-  <w:style w:type="table" w:styleId="GridTable1Light-Accent2">
+  <w:style w:type="table" w:styleId="GridTable1LightAccent2">
     <w:name w:val="Grid Table 1 Light Accent 2"/>
     <w:basedOn w:val="TableNormal"/>
     <w:uiPriority w:val="99"/>
@@ -10685,7 +10977,7 @@
       </w:tcPr>
     </w:tblStylePr>
   </w:style>
-  <w:style w:type="table" w:styleId="GridTable6Colorful">
+  <w:style w:type="table" w:styleId="GridTable6Colourful">
     <w:name w:val="Grid Table 6 Colorful"/>
     <w:basedOn w:val="TableNormal"/>
     <w:uiPriority w:val="99"/>
@@ -10756,7 +11048,7 @@
       </w:rPr>
     </w:tblStylePr>
   </w:style>
-  <w:style w:type="table" w:styleId="GridTable6Colorful-Accent1">
+  <w:style w:type="table" w:styleId="GridTable6ColourfulAccent1">
     <w:name w:val="Grid Table 6 Colorful Accent 1"/>
     <w:basedOn w:val="TableNormal"/>
     <w:uiPriority w:val="99"/>
@@ -10827,7 +11119,7 @@
       </w:rPr>
     </w:tblStylePr>
   </w:style>
-  <w:style w:type="table" w:styleId="GridTable6Colorful-Accent2">
+  <w:style w:type="table" w:styleId="GridTable6ColourfulAccent2">
     <w:name w:val="Grid Table 6 Colorful Accent 2"/>
     <w:basedOn w:val="TableNormal"/>
     <w:uiPriority w:val="99"/>
@@ -10898,7 +11190,7 @@
       </w:rPr>
     </w:tblStylePr>
   </w:style>
-  <w:style w:type="table" w:styleId="GridTable6Colorful-Accent3">
+  <w:style w:type="table" w:styleId="GridTable6ColourfulAccent3">
     <w:name w:val="Grid Table 6 Colorful Accent 3"/>
     <w:basedOn w:val="TableNormal"/>
     <w:uiPriority w:val="99"/>
@@ -10969,7 +11261,7 @@
       </w:rPr>
     </w:tblStylePr>
   </w:style>
-  <w:style w:type="table" w:styleId="GridTable6Colorful-Accent4">
+  <w:style w:type="table" w:styleId="GridTable6ColourfulAccent4">
     <w:name w:val="Grid Table 6 Colorful Accent 4"/>
     <w:basedOn w:val="TableNormal"/>
     <w:uiPriority w:val="99"/>
@@ -11040,7 +11332,7 @@
       </w:rPr>
     </w:tblStylePr>
   </w:style>
-  <w:style w:type="table" w:styleId="GridTable6Colorful-Accent5">
+  <w:style w:type="table" w:styleId="GridTable6ColourfulAccent5">
     <w:name w:val="Grid Table 6 Colorful Accent 5"/>
     <w:basedOn w:val="TableNormal"/>
     <w:uiPriority w:val="99"/>
@@ -11111,7 +11403,7 @@
       </w:rPr>
     </w:tblStylePr>
   </w:style>
-  <w:style w:type="table" w:styleId="GridTable6Colorful-Accent6">
+  <w:style w:type="table" w:styleId="GridTable6ColourfulAccent6">
     <w:name w:val="Grid Table 6 Colorful Accent 6"/>
     <w:basedOn w:val="TableNormal"/>
     <w:uiPriority w:val="99"/>
@@ -11182,7 +11474,7 @@
       </w:rPr>
     </w:tblStylePr>
   </w:style>
-  <w:style w:type="table" w:styleId="GridTable7Colorful">
+  <w:style w:type="table" w:styleId="GridTable7Colourful">
     <w:name w:val="Grid Table 7 Colorful"/>
     <w:basedOn w:val="TableNormal"/>
     <w:uiPriority w:val="99"/>
@@ -11296,7 +11588,7 @@
       </w:rPr>
     </w:tblStylePr>
   </w:style>
-  <w:style w:type="table" w:styleId="GridTable7Colorful-Accent1">
+  <w:style w:type="table" w:styleId="GridTable7ColourfulAccent1">
     <w:name w:val="Grid Table 7 Colorful Accent 1"/>
     <w:basedOn w:val="TableNormal"/>
     <w:uiPriority w:val="99"/>
@@ -11410,7 +11702,7 @@
       </w:rPr>
     </w:tblStylePr>
   </w:style>
-  <w:style w:type="table" w:styleId="GridTable7Colorful-Accent2">
+  <w:style w:type="table" w:styleId="GridTable7ColourfulAccent2">
     <w:name w:val="Grid Table 7 Colorful Accent 2"/>
     <w:basedOn w:val="TableNormal"/>
     <w:uiPriority w:val="99"/>
@@ -11524,7 +11816,7 @@
       </w:rPr>
     </w:tblStylePr>
   </w:style>
-  <w:style w:type="table" w:styleId="GridTable7Colorful-Accent3">
+  <w:style w:type="table" w:styleId="GridTable7ColourfulAccent3">
     <w:name w:val="Grid Table 7 Colorful Accent 3"/>
     <w:basedOn w:val="TableNormal"/>
     <w:uiPriority w:val="99"/>
@@ -11638,7 +11930,7 @@
       </w:rPr>
     </w:tblStylePr>
   </w:style>
-  <w:style w:type="table" w:styleId="GridTable7Colorful-Accent4">
+  <w:style w:type="table" w:styleId="GridTable7ColourfulAccent4">
     <w:name w:val="Grid Table 7 Colorful Accent 4"/>
     <w:basedOn w:val="TableNormal"/>
     <w:uiPriority w:val="99"/>
@@ -11752,7 +12044,7 @@
       </w:rPr>
     </w:tblStylePr>
   </w:style>
-  <w:style w:type="table" w:styleId="GridTable7Colorful-Accent5">
+  <w:style w:type="table" w:styleId="GridTable7ColourfulAccent5">
     <w:name w:val="Grid Table 7 Colorful Accent 5"/>
     <w:basedOn w:val="TableNormal"/>
     <w:uiPriority w:val="99"/>
@@ -11866,7 +12158,7 @@
       </w:rPr>
     </w:tblStylePr>
   </w:style>
-  <w:style w:type="table" w:styleId="GridTable7Colorful-Accent6">
+  <w:style w:type="table" w:styleId="GridTable7ColourfulAccent6">
     <w:name w:val="Grid Table 7 Colorful Accent 6"/>
     <w:basedOn w:val="TableNormal"/>
     <w:uiPriority w:val="99"/>
@@ -14731,7 +15023,7 @@
       </w:tcPr>
     </w:tblStylePr>
   </w:style>
-  <w:style w:type="table" w:styleId="ListTable6Colorful">
+  <w:style w:type="table" w:styleId="ListTable6Colourful">
     <w:name w:val="List Table 6 Colorful"/>
     <w:basedOn w:val="TableNormal"/>
     <w:uiPriority w:val="99"/>
@@ -14804,7 +15096,7 @@
       </w:rPr>
     </w:tblStylePr>
   </w:style>
-  <w:style w:type="table" w:styleId="ListTable6Colorful-Accent1">
+  <w:style w:type="table" w:styleId="ListTable6ColourfulAccent1">
     <w:name w:val="List Table 6 Colorful Accent 1"/>
     <w:basedOn w:val="TableNormal"/>
     <w:uiPriority w:val="99"/>
@@ -14877,7 +15169,7 @@
       </w:rPr>
     </w:tblStylePr>
   </w:style>
-  <w:style w:type="table" w:styleId="ListTable6Colorful-Accent2">
+  <w:style w:type="table" w:styleId="ListTable6ColourfulAccent2">
     <w:name w:val="List Table 6 Colorful Accent 2"/>
     <w:basedOn w:val="TableNormal"/>
     <w:uiPriority w:val="99"/>
@@ -14950,7 +15242,7 @@
       </w:rPr>
     </w:tblStylePr>
   </w:style>
-  <w:style w:type="table" w:styleId="ListTable6Colorful-Accent3">
+  <w:style w:type="table" w:styleId="ListTable6ColourfulAccent3">
     <w:name w:val="List Table 6 Colorful Accent 3"/>
     <w:basedOn w:val="TableNormal"/>
     <w:uiPriority w:val="99"/>
@@ -15023,7 +15315,7 @@
       </w:rPr>
     </w:tblStylePr>
   </w:style>
-  <w:style w:type="table" w:styleId="ListTable6Colorful-Accent4">
+  <w:style w:type="table" w:styleId="ListTable6ColourfulAccent4">
     <w:name w:val="List Table 6 Colorful Accent 4"/>
     <w:basedOn w:val="TableNormal"/>
     <w:uiPriority w:val="99"/>
@@ -15096,7 +15388,7 @@
       </w:rPr>
     </w:tblStylePr>
   </w:style>
-  <w:style w:type="table" w:styleId="ListTable6Colorful-Accent5">
+  <w:style w:type="table" w:styleId="ListTable6ColourfulAccent5">
     <w:name w:val="List Table 6 Colorful Accent 5"/>
     <w:basedOn w:val="TableNormal"/>
     <w:uiPriority w:val="99"/>
@@ -15169,7 +15461,7 @@
       </w:rPr>
     </w:tblStylePr>
   </w:style>
-  <w:style w:type="table" w:styleId="ListTable6Colorful-Accent6">
+  <w:style w:type="table" w:styleId="ListTable6ColourfulAccent6">
     <w:name w:val="List Table 6 Colorful Accent 6"/>
     <w:basedOn w:val="TableNormal"/>
     <w:uiPriority w:val="99"/>
@@ -15242,7 +15534,7 @@
       </w:rPr>
     </w:tblStylePr>
   </w:style>
-  <w:style w:type="table" w:styleId="ListTable7Colorful">
+  <w:style w:type="table" w:styleId="ListTable7Colourful">
     <w:name w:val="List Table 7 Colorful"/>
     <w:basedOn w:val="TableNormal"/>
     <w:uiPriority w:val="99"/>
@@ -15353,7 +15645,7 @@
       </w:rPr>
     </w:tblStylePr>
   </w:style>
-  <w:style w:type="table" w:styleId="ListTable7Colorful-Accent1">
+  <w:style w:type="table" w:styleId="ListTable7ColourfulAccent1">
     <w:name w:val="List Table 7 Colorful Accent 1"/>
     <w:basedOn w:val="TableNormal"/>
     <w:uiPriority w:val="99"/>
@@ -15464,7 +15756,7 @@
       </w:rPr>
     </w:tblStylePr>
   </w:style>
-  <w:style w:type="table" w:styleId="ListTable7Colorful-Accent2">
+  <w:style w:type="table" w:styleId="ListTable7ColourfulAccent2">
     <w:name w:val="List Table 7 Colorful Accent 2"/>
     <w:basedOn w:val="TableNormal"/>
     <w:uiPriority w:val="99"/>
@@ -15575,7 +15867,7 @@
       </w:rPr>
     </w:tblStylePr>
   </w:style>
-  <w:style w:type="table" w:styleId="ListTable7Colorful-Accent3">
+  <w:style w:type="table" w:styleId="ListTable7ColourfulAccent3">
     <w:name w:val="List Table 7 Colorful Accent 3"/>
     <w:basedOn w:val="TableNormal"/>
     <w:uiPriority w:val="99"/>
@@ -15686,7 +15978,7 @@
       </w:rPr>
     </w:tblStylePr>
   </w:style>
-  <w:style w:type="table" w:styleId="ListTable7Colorful-Accent4">
+  <w:style w:type="table" w:styleId="ListTable7ColourfulAccent4">
     <w:name w:val="List Table 7 Colorful Accent 4"/>
     <w:basedOn w:val="TableNormal"/>
     <w:uiPriority w:val="99"/>
@@ -15797,7 +16089,7 @@
       </w:rPr>
     </w:tblStylePr>
   </w:style>
-  <w:style w:type="table" w:styleId="ListTable7Colorful-Accent5">
+  <w:style w:type="table" w:styleId="ListTable7ColourfulAccent5">
     <w:name w:val="List Table 7 Colorful Accent 5"/>
     <w:basedOn w:val="TableNormal"/>
     <w:uiPriority w:val="99"/>
@@ -15908,7 +16200,7 @@
       </w:rPr>
     </w:tblStylePr>
   </w:style>
-  <w:style w:type="table" w:styleId="ListTable7Colorful-Accent6">
+  <w:style w:type="table" w:styleId="ListTable7ColourfulAccent6">
     <w:name w:val="List Table 7 Colorful Accent 6"/>
     <w:basedOn w:val="TableNormal"/>
     <w:uiPriority w:val="99"/>
